--- a/docs/forgotten-felines/published-policies/cat-isolation-arrival-policy.docx
+++ b/docs/forgotten-felines/published-policies/cat-isolation-arrival-policy.docx
@@ -4,614 +4,225 @@
   <w:body>
     <w:p>
       <w:pPr>
-        <w:shd w:val="clear" w:color="auto" w:fill="05A44E"/>
-        <w:spacing w:before="0" w:after="0"/>
+        <w:pStyle w:val="Heading1"/>
       </w:pPr>
+      <w:r>
+        <w:t>Cat Isolation on Arrival Policy</w:t>
+      </w:r>
+    </w:p>
+    <w:p>
       <w:r>
         <w:rPr>
           <w:b/>
-          <w:color w:val="FFFFFF"/>
-          <w:sz w:val="17"/>
         </w:rPr>
-        <w:t>POLICY DOCUMENT</w:t>
+        <w:t>Forgotten Felines Cat Rescue — Charity No. 1181190</w:t>
+      </w:r>
+    </w:p>
+    <w:p>
+      <w:r>
+        <w:rPr>
+          <w:b/>
+        </w:rPr>
+        <w:t>Version:</w:t>
+      </w:r>
+      <w:r>
+        <w:t xml:space="preserve"> 2.0 </w:t>
+      </w:r>
+      <w:r>
+        <w:rPr>
+          <w:b/>
+        </w:rPr>
+        <w:t>Last Reviewed:</w:t>
+      </w:r>
+      <w:r>
+        <w:t xml:space="preserve"> 2026-04-14 </w:t>
+      </w:r>
+      <w:r>
+        <w:rPr>
+          <w:b/>
+        </w:rPr>
+        <w:t>Next Review Due:</w:t>
+      </w:r>
+      <w:r>
+        <w:t xml:space="preserve"> 2027-04-14 </w:t>
+      </w:r>
+      <w:r>
+        <w:rPr>
+          <w:b/>
+        </w:rPr>
+        <w:t>Approved by:</w:t>
+      </w:r>
+      <w:r>
+        <w:t xml:space="preserve"> _[Founder/Trustee — to be signed]_ </w:t>
+      </w:r>
+      <w:r>
+        <w:rPr>
+          <w:b/>
+        </w:rPr>
+        <w:t>Approval Date:</w:t>
+      </w:r>
+      <w:r>
+        <w:t xml:space="preserve"> _[to be signed]_</w:t>
+      </w:r>
+    </w:p>
+    <w:p>
+      <w:r>
+        <w:rPr>
+          <w:i/>
+        </w:rPr>
+        <w:t>________________________________________</w:t>
       </w:r>
     </w:p>
     <w:p>
       <w:pPr>
-        <w:shd w:val="clear" w:color="auto" w:fill="05A44E"/>
-        <w:spacing w:before="0" w:after="240"/>
+        <w:pStyle w:val="Heading2"/>
       </w:pPr>
       <w:r>
-        <w:rPr>
-          <w:color w:val="FFFFFF"/>
-          <w:sz w:val="44"/>
-        </w:rPr>
-        <w:t>Cat Isolation on Arrival Policy</w:t>
+        <w:t>1. Purpose</w:t>
       </w:r>
     </w:p>
-    <w:tbl>
-      <w:tblPr>
-        <w:tblStyle w:val="TableGrid"/>
-        <w:tblW w:type="auto" w:w="0"/>
-        <w:tblLook w:firstColumn="1" w:firstRow="1" w:lastColumn="0" w:lastRow="0" w:noHBand="0" w:noVBand="1" w:val="04A0"/>
-      </w:tblPr>
-      <w:tblGrid>
-        <w:gridCol w:w="2268"/>
-        <w:gridCol w:w="2268"/>
-        <w:gridCol w:w="2268"/>
-        <w:gridCol w:w="2268"/>
-      </w:tblGrid>
-      <w:tr>
-        <w:tc>
-          <w:tcPr>
-            <w:tcW w:type="dxa" w:w="2268"/>
-            <w:shd w:val="clear" w:color="auto" w:fill="E6F8EF"/>
-          </w:tcPr>
-          <w:p>
-            <w:pPr>
-              <w:spacing w:before="60" w:after="60"/>
-            </w:pPr>
-            <w:r>
-              <w:rPr>
-                <w:b/>
-                <w:color w:val="037A3A"/>
-                <w:sz w:val="19"/>
-              </w:rPr>
-              <w:t>Policy Number</w:t>
-            </w:r>
-          </w:p>
-        </w:tc>
-        <w:tc>
-          <w:tcPr>
-            <w:tcW w:type="dxa" w:w="2268"/>
-            <w:shd w:val="clear" w:color="auto" w:fill="FFFFFF"/>
-          </w:tcPr>
-          <w:p>
-            <w:pPr>
-              <w:spacing w:before="60" w:after="60"/>
-            </w:pPr>
-            <w:r>
-              <w:rPr>
-                <w:b w:val="0"/>
-                <w:color w:val="111827"/>
-                <w:sz w:val="19"/>
-              </w:rPr>
-              <w:t>FF-AC-004</w:t>
-            </w:r>
-          </w:p>
-        </w:tc>
-        <w:tc>
-          <w:tcPr>
-            <w:tcW w:type="dxa" w:w="2268"/>
-            <w:shd w:val="clear" w:color="auto" w:fill="E6F8EF"/>
-          </w:tcPr>
-          <w:p>
-            <w:pPr>
-              <w:spacing w:before="60" w:after="60"/>
-            </w:pPr>
-            <w:r>
-              <w:rPr>
-                <w:b/>
-                <w:color w:val="037A3A"/>
-                <w:sz w:val="19"/>
-              </w:rPr>
-              <w:t>Category</w:t>
-            </w:r>
-          </w:p>
-        </w:tc>
-        <w:tc>
-          <w:tcPr>
-            <w:tcW w:type="dxa" w:w="2268"/>
-            <w:shd w:val="clear" w:color="auto" w:fill="FFFFFF"/>
-          </w:tcPr>
-          <w:p>
-            <w:pPr>
-              <w:spacing w:before="60" w:after="60"/>
-            </w:pPr>
-            <w:r>
-              <w:rPr>
-                <w:b w:val="0"/>
-                <w:color w:val="111827"/>
-                <w:sz w:val="19"/>
-              </w:rPr>
-              <w:t>Animal Care</w:t>
-            </w:r>
-          </w:p>
-        </w:tc>
-      </w:tr>
-      <w:tr>
-        <w:tc>
-          <w:tcPr>
-            <w:tcW w:type="dxa" w:w="2268"/>
-            <w:shd w:val="clear" w:color="auto" w:fill="C2EDD6"/>
-          </w:tcPr>
-          <w:p>
-            <w:pPr>
-              <w:spacing w:before="60" w:after="60"/>
-            </w:pPr>
-            <w:r>
-              <w:rPr>
-                <w:b/>
-                <w:color w:val="037A3A"/>
-                <w:sz w:val="19"/>
-              </w:rPr>
-              <w:t>Version</w:t>
-            </w:r>
-          </w:p>
-        </w:tc>
-        <w:tc>
-          <w:tcPr>
-            <w:tcW w:type="dxa" w:w="2268"/>
-            <w:shd w:val="clear" w:color="auto" w:fill="FFFFFF"/>
-          </w:tcPr>
-          <w:p>
-            <w:pPr>
-              <w:spacing w:before="60" w:after="60"/>
-            </w:pPr>
-            <w:r>
-              <w:rPr>
-                <w:b w:val="0"/>
-                <w:color w:val="111827"/>
-                <w:sz w:val="19"/>
-              </w:rPr>
-              <w:t>1.0</w:t>
-            </w:r>
-          </w:p>
-        </w:tc>
-        <w:tc>
-          <w:tcPr>
-            <w:tcW w:type="dxa" w:w="2268"/>
-            <w:shd w:val="clear" w:color="auto" w:fill="C2EDD6"/>
-          </w:tcPr>
-          <w:p>
-            <w:pPr>
-              <w:spacing w:before="60" w:after="60"/>
-            </w:pPr>
-            <w:r>
-              <w:rPr>
-                <w:b/>
-                <w:color w:val="037A3A"/>
-                <w:sz w:val="19"/>
-              </w:rPr>
-              <w:t>Status</w:t>
-            </w:r>
-          </w:p>
-        </w:tc>
-        <w:tc>
-          <w:tcPr>
-            <w:tcW w:type="dxa" w:w="2268"/>
-            <w:shd w:val="clear" w:color="auto" w:fill="FFFFFF"/>
-          </w:tcPr>
-          <w:p>
-            <w:pPr>
-              <w:spacing w:before="60" w:after="60"/>
-            </w:pPr>
-            <w:r>
-              <w:rPr>
-                <w:b w:val="0"/>
-                <w:color w:val="111827"/>
-                <w:sz w:val="19"/>
-              </w:rPr>
-              <w:t>Active</w:t>
-            </w:r>
-          </w:p>
-        </w:tc>
-      </w:tr>
-      <w:tr>
-        <w:tc>
-          <w:tcPr>
-            <w:tcW w:type="dxa" w:w="2268"/>
-            <w:shd w:val="clear" w:color="auto" w:fill="E6F8EF"/>
-          </w:tcPr>
-          <w:p>
-            <w:pPr>
-              <w:spacing w:before="60" w:after="60"/>
-            </w:pPr>
-            <w:r>
-              <w:rPr>
-                <w:b/>
-                <w:color w:val="037A3A"/>
-                <w:sz w:val="19"/>
-              </w:rPr>
-              <w:t>Date Adopted</w:t>
-            </w:r>
-          </w:p>
-        </w:tc>
-        <w:tc>
-          <w:tcPr>
-            <w:tcW w:type="dxa" w:w="2268"/>
-            <w:shd w:val="clear" w:color="auto" w:fill="FFFFFF"/>
-          </w:tcPr>
-          <w:p>
-            <w:pPr>
-              <w:spacing w:before="60" w:after="60"/>
-            </w:pPr>
-            <w:r>
-              <w:rPr>
-                <w:b w:val="0"/>
-                <w:color w:val="111827"/>
-                <w:sz w:val="19"/>
-              </w:rPr>
-              <w:t>[DD Month YYYY]</w:t>
-            </w:r>
-          </w:p>
-        </w:tc>
-        <w:tc>
-          <w:tcPr>
-            <w:tcW w:type="dxa" w:w="2268"/>
-            <w:shd w:val="clear" w:color="auto" w:fill="E6F8EF"/>
-          </w:tcPr>
-          <w:p>
-            <w:pPr>
-              <w:spacing w:before="60" w:after="60"/>
-            </w:pPr>
-            <w:r>
-              <w:rPr>
-                <w:b/>
-                <w:color w:val="037A3A"/>
-                <w:sz w:val="19"/>
-              </w:rPr>
-              <w:t>Next Review Date</w:t>
-            </w:r>
-          </w:p>
-        </w:tc>
-        <w:tc>
-          <w:tcPr>
-            <w:tcW w:type="dxa" w:w="2268"/>
-            <w:shd w:val="clear" w:color="auto" w:fill="FFFFFF"/>
-          </w:tcPr>
-          <w:p>
-            <w:pPr>
-              <w:spacing w:before="60" w:after="60"/>
-            </w:pPr>
-            <w:r>
-              <w:rPr>
-                <w:b w:val="0"/>
-                <w:color w:val="111827"/>
-                <w:sz w:val="19"/>
-              </w:rPr>
-              <w:t>Annually</w:t>
-            </w:r>
-          </w:p>
-        </w:tc>
-      </w:tr>
-      <w:tr>
-        <w:tc>
-          <w:tcPr>
-            <w:tcW w:type="dxa" w:w="2268"/>
-            <w:shd w:val="clear" w:color="auto" w:fill="C2EDD6"/>
-          </w:tcPr>
-          <w:p>
-            <w:pPr>
-              <w:spacing w:before="60" w:after="60"/>
-            </w:pPr>
-            <w:r>
-              <w:rPr>
-                <w:b/>
-                <w:color w:val="037A3A"/>
-                <w:sz w:val="19"/>
-              </w:rPr>
-              <w:t>Approved By</w:t>
-            </w:r>
-          </w:p>
-        </w:tc>
-        <w:tc>
-          <w:tcPr>
-            <w:tcW w:type="dxa" w:w="2268"/>
-            <w:shd w:val="clear" w:color="auto" w:fill="FFFFFF"/>
-          </w:tcPr>
-          <w:p>
-            <w:pPr>
-              <w:spacing w:before="60" w:after="60"/>
-            </w:pPr>
-            <w:r>
-              <w:rPr>
-                <w:b w:val="0"/>
-                <w:color w:val="111827"/>
-                <w:sz w:val="19"/>
-              </w:rPr>
-              <w:t>Trustees</w:t>
-            </w:r>
-          </w:p>
-        </w:tc>
-        <w:tc>
-          <w:tcPr>
-            <w:tcW w:type="dxa" w:w="2268"/>
-            <w:shd w:val="clear" w:color="auto" w:fill="C2EDD6"/>
-          </w:tcPr>
-          <w:p>
-            <w:pPr>
-              <w:spacing w:before="60" w:after="60"/>
-            </w:pPr>
-            <w:r>
-              <w:rPr>
-                <w:b/>
-                <w:color w:val="037A3A"/>
-                <w:sz w:val="19"/>
-              </w:rPr>
-              <w:t>Applies To</w:t>
-            </w:r>
-          </w:p>
-        </w:tc>
-        <w:tc>
-          <w:tcPr>
-            <w:tcW w:type="dxa" w:w="2268"/>
-            <w:shd w:val="clear" w:color="auto" w:fill="FFFFFF"/>
-          </w:tcPr>
-          <w:p>
-            <w:pPr>
-              <w:spacing w:before="60" w:after="60"/>
-            </w:pPr>
-            <w:r>
-              <w:rPr>
-                <w:b w:val="0"/>
-                <w:color w:val="111827"/>
-                <w:sz w:val="19"/>
-              </w:rPr>
-              <w:t>All Volunteers &amp; Trustees</w:t>
-            </w:r>
-          </w:p>
-        </w:tc>
-      </w:tr>
-    </w:tbl>
-    <w:p/>
     <w:p>
-      <w:pPr>
-        <w:spacing w:before="280" w:after="120"/>
-        <w:pBdr>
-          <w:bottom w:val="single" w:sz="6" w:space="2" w:color="C2EDD6"/>
-        </w:pBdr>
-      </w:pPr>
+      <w:r>
+        <w:t>This policy outlines the procedures for isolating cats and kittens upon entry into Forgotten Felines Cat Rescue. Its purpose is to prevent the spread of infectious disease, protect existing animals, and ensure all new arrivals receive appropriate health assessment and care.</w:t>
+      </w:r>
+    </w:p>
+    <w:p>
       <w:r>
         <w:rPr>
           <w:b/>
-          <w:color w:val="FFFFFF"/>
-          <w:sz w:val="20"/>
-          <w:shd w:val="clear" w:color="auto" w:fill="05A44E"/>
         </w:rPr>
-        <w:t xml:space="preserve"> 1 </w:t>
+        <w:t>This policy is the documented procedure for infectious and potentially infectious animals required by ADCH Minimum Welfare Operational Standard 12.</w:t>
       </w:r>
       <w:r>
-        <w:t xml:space="preserve">  </w:t>
+        <w:t xml:space="preserve"> It sits alongside the formal arrangement with a nominated veterinary practice (see Section 13 and the </w:t>
       </w:r>
       <w:r>
         <w:rPr>
-          <w:b/>
-          <w:color w:val="037A3A"/>
-          <w:sz w:val="26"/>
+          <w:color w:val="1F4E79"/>
+          <w:u w:val="single"/>
         </w:rPr>
-        <w:t>Purpose</w:t>
+        <w:t>Named Veterinary Practices Register</w:t>
+      </w:r>
+      <w:r>
+        <w:t>) that satisfies Standard 13 for a foster-based rescue without on-site isolation facilities.</w:t>
+      </w:r>
+    </w:p>
+    <w:p>
+      <w:r>
+        <w:rPr>
+          <w:i/>
+        </w:rPr>
+        <w:t>________________________________________</w:t>
       </w:r>
     </w:p>
     <w:p>
       <w:pPr>
-        <w:spacing w:before="0" w:after="120"/>
+        <w:pStyle w:val="Heading2"/>
       </w:pPr>
       <w:r>
-        <w:rPr>
-          <w:sz w:val="22"/>
-        </w:rPr>
-        <w:t>This policy outlines the procedures for isolating cats and kittens upon entry into Forgotten Felines Cat Rescue. Its purpose is to prevent the spread of infectious disease, protect existing animals, and ensure all new arrivals receive appropriate health assessment and care.</w:t>
+        <w:t>2. Scope</w:t>
       </w:r>
     </w:p>
     <w:p>
-      <w:pPr>
-        <w:spacing w:before="80" w:after="80"/>
-        <w:pBdr>
-          <w:bottom w:val="single" w:sz="6" w:space="1" w:color="C2EDD6"/>
-        </w:pBdr>
-      </w:pPr>
-    </w:p>
-    <w:p>
-      <w:pPr>
-        <w:spacing w:before="280" w:after="120"/>
-        <w:pBdr>
-          <w:bottom w:val="single" w:sz="6" w:space="2" w:color="C2EDD6"/>
-        </w:pBdr>
-      </w:pPr>
       <w:r>
-        <w:rPr>
-          <w:b/>
-          <w:color w:val="FFFFFF"/>
-          <w:sz w:val="20"/>
-          <w:shd w:val="clear" w:color="auto" w:fill="05A44E"/>
-        </w:rPr>
-        <w:t xml:space="preserve"> 2 </w:t>
-      </w:r>
-      <w:r>
-        <w:t xml:space="preserve">  </w:t>
-      </w:r>
-      <w:r>
-        <w:rPr>
-          <w:b/>
-          <w:color w:val="037A3A"/>
-          <w:sz w:val="26"/>
-        </w:rPr>
-        <w:t>Scope</w:t>
-      </w:r>
-    </w:p>
-    <w:p>
-      <w:pPr>
-        <w:spacing w:before="0" w:after="120"/>
-      </w:pPr>
-      <w:r>
-        <w:rPr>
-          <w:sz w:val="22"/>
-        </w:rPr>
         <w:t>This policy applies to:</w:t>
       </w:r>
     </w:p>
     <w:p>
       <w:pPr>
         <w:pStyle w:val="ListBullet"/>
-        <w:spacing w:before="0" w:after="60"/>
       </w:pPr>
       <w:r>
-        <w:rPr>
-          <w:sz w:val="22"/>
-        </w:rPr>
         <w:t>All cats and kittens entering the care of Forgotten Felines Cat Rescue</w:t>
       </w:r>
     </w:p>
     <w:p>
       <w:pPr>
         <w:pStyle w:val="ListBullet"/>
-        <w:spacing w:before="0" w:after="60"/>
       </w:pPr>
       <w:r>
-        <w:rPr>
-          <w:sz w:val="22"/>
-        </w:rPr>
         <w:t>All staff, volunteers, and foster carers responsible for intake and care</w:t>
       </w:r>
     </w:p>
     <w:p>
-      <w:pPr>
-        <w:spacing w:before="80" w:after="80"/>
-        <w:pBdr>
-          <w:bottom w:val="single" w:sz="6" w:space="1" w:color="C2EDD6"/>
-        </w:pBdr>
-      </w:pPr>
-    </w:p>
-    <w:p>
-      <w:pPr>
-        <w:spacing w:before="280" w:after="120"/>
-        <w:pBdr>
-          <w:bottom w:val="single" w:sz="6" w:space="2" w:color="C2EDD6"/>
-        </w:pBdr>
-      </w:pPr>
       <w:r>
         <w:rPr>
-          <w:b/>
-          <w:color w:val="FFFFFF"/>
-          <w:sz w:val="20"/>
-          <w:shd w:val="clear" w:color="auto" w:fill="05A44E"/>
+          <w:i/>
         </w:rPr>
-        <w:t xml:space="preserve"> 3 </w:t>
-      </w:r>
-      <w:r>
-        <w:t xml:space="preserve">  </w:t>
-      </w:r>
-      <w:r>
-        <w:rPr>
-          <w:b/>
-          <w:color w:val="037A3A"/>
-          <w:sz w:val="26"/>
-        </w:rPr>
-        <w:t>Rationale</w:t>
+        <w:t>________________________________________</w:t>
       </w:r>
     </w:p>
     <w:p>
       <w:pPr>
-        <w:spacing w:before="0" w:after="120"/>
+        <w:pStyle w:val="Heading2"/>
       </w:pPr>
       <w:r>
-        <w:rPr>
-          <w:sz w:val="22"/>
-        </w:rPr>
+        <w:t>3. Rationale</w:t>
+      </w:r>
+    </w:p>
+    <w:p>
+      <w:r>
         <w:t>Cats entering rescue may carry infectious diseases, parasites, or stress-related conditions that are not immediately visible. Isolation:</w:t>
       </w:r>
     </w:p>
     <w:p>
       <w:pPr>
         <w:pStyle w:val="ListBullet"/>
-        <w:spacing w:before="0" w:after="60"/>
       </w:pPr>
       <w:r>
-        <w:rPr>
-          <w:sz w:val="22"/>
-        </w:rPr>
         <w:t>Reduces risk of disease transmission</w:t>
       </w:r>
     </w:p>
     <w:p>
       <w:pPr>
         <w:pStyle w:val="ListBullet"/>
-        <w:spacing w:before="0" w:after="60"/>
       </w:pPr>
       <w:r>
-        <w:rPr>
-          <w:sz w:val="22"/>
-        </w:rPr>
         <w:t>Allows time for observation and assessment</w:t>
       </w:r>
     </w:p>
     <w:p>
       <w:pPr>
         <w:pStyle w:val="ListBullet"/>
-        <w:spacing w:before="0" w:after="60"/>
       </w:pPr>
       <w:r>
-        <w:rPr>
-          <w:sz w:val="22"/>
-        </w:rPr>
         <w:t>Supports gradual acclimatisation to a new environment</w:t>
       </w:r>
     </w:p>
     <w:p>
-      <w:pPr>
-        <w:spacing w:before="80" w:after="80"/>
-        <w:pBdr>
-          <w:bottom w:val="single" w:sz="6" w:space="1" w:color="C2EDD6"/>
-        </w:pBdr>
-      </w:pPr>
-    </w:p>
-    <w:p>
-      <w:pPr>
-        <w:spacing w:before="280" w:after="120"/>
-        <w:pBdr>
-          <w:bottom w:val="single" w:sz="6" w:space="2" w:color="C2EDD6"/>
-        </w:pBdr>
-      </w:pPr>
       <w:r>
         <w:rPr>
-          <w:b/>
-          <w:color w:val="FFFFFF"/>
-          <w:sz w:val="20"/>
-          <w:shd w:val="clear" w:color="auto" w:fill="05A44E"/>
+          <w:i/>
         </w:rPr>
-        <w:t xml:space="preserve"> 4 </w:t>
-      </w:r>
-      <w:r>
-        <w:t xml:space="preserve">  </w:t>
-      </w:r>
-      <w:r>
-        <w:rPr>
-          <w:b/>
-          <w:color w:val="037A3A"/>
-          <w:sz w:val="26"/>
-        </w:rPr>
-        <w:t>Isolation Requirement</w:t>
+        <w:t>________________________________________</w:t>
       </w:r>
     </w:p>
     <w:p>
       <w:pPr>
-        <w:spacing w:before="160" w:after="40"/>
+        <w:pStyle w:val="Heading2"/>
       </w:pPr>
       <w:r>
-        <w:rPr>
-          <w:b/>
-          <w:color w:val="111827"/>
-          <w:sz w:val="22"/>
-        </w:rPr>
+        <w:t>4. Isolation Requirement</w:t>
+      </w:r>
+    </w:p>
+    <w:p>
+      <w:pPr>
+        <w:pStyle w:val="Heading3"/>
+      </w:pPr>
+      <w:r>
         <w:t>4.1 Mandatory Isolation Period</w:t>
       </w:r>
     </w:p>
     <w:p>
       <w:pPr>
         <w:pStyle w:val="ListBullet"/>
-        <w:spacing w:before="0" w:after="60"/>
       </w:pPr>
       <w:r>
-        <w:rPr>
-          <w:sz w:val="22"/>
-        </w:rPr>
         <w:t xml:space="preserve">All incoming cats must undergo a minimum isolation period of </w:t>
       </w:r>
       <w:r>
         <w:rPr>
           <w:b/>
-          <w:sz w:val="22"/>
         </w:rPr>
         <w:t>7 days</w:t>
       </w:r>
@@ -619,766 +230,455 @@
     <w:p>
       <w:pPr>
         <w:pStyle w:val="ListBullet"/>
-        <w:spacing w:before="0" w:after="60"/>
       </w:pPr>
       <w:r>
-        <w:rPr>
-          <w:sz w:val="22"/>
-        </w:rPr>
         <w:t>This may be extended if:</w:t>
       </w:r>
     </w:p>
     <w:p>
-      <w:pPr>
-        <w:spacing w:before="0" w:after="120"/>
-      </w:pPr>
+      <w:r>
+        <w:t xml:space="preserve">  - The cat shows signs of illness   - Veterinary advice recommends longer quarantine</w:t>
+      </w:r>
+    </w:p>
+    <w:p>
       <w:r>
         <w:rPr>
-          <w:sz w:val="22"/>
+          <w:i/>
         </w:rPr>
-        <w:t>- The cat shows signs of illness   - Veterinary advice recommends longer quarantine</w:t>
+        <w:t>________________________________________</w:t>
       </w:r>
     </w:p>
     <w:p>
       <w:pPr>
-        <w:spacing w:before="80" w:after="80"/>
-        <w:pBdr>
-          <w:bottom w:val="single" w:sz="6" w:space="1" w:color="C2EDD6"/>
-        </w:pBdr>
-      </w:pPr>
-    </w:p>
-    <w:p>
-      <w:pPr>
-        <w:spacing w:before="280" w:after="120"/>
-        <w:pBdr>
-          <w:bottom w:val="single" w:sz="6" w:space="2" w:color="C2EDD6"/>
-        </w:pBdr>
+        <w:pStyle w:val="Heading2"/>
       </w:pPr>
       <w:r>
-        <w:rPr>
-          <w:b/>
-          <w:color w:val="FFFFFF"/>
-          <w:sz w:val="20"/>
-          <w:shd w:val="clear" w:color="auto" w:fill="05A44E"/>
-        </w:rPr>
-        <w:t xml:space="preserve"> 5 </w:t>
-      </w:r>
-      <w:r>
-        <w:t xml:space="preserve">  </w:t>
-      </w:r>
-      <w:r>
-        <w:rPr>
-          <w:b/>
-          <w:color w:val="037A3A"/>
-          <w:sz w:val="26"/>
-        </w:rPr>
-        <w:t>Isolation Environment</w:t>
+        <w:t>5. Isolation Environment</w:t>
       </w:r>
     </w:p>
     <w:p>
-      <w:pPr>
-        <w:spacing w:before="0" w:after="120"/>
-      </w:pPr>
       <w:r>
-        <w:rPr>
-          <w:sz w:val="22"/>
-        </w:rPr>
         <w:t>Isolation must take place in:</w:t>
       </w:r>
     </w:p>
     <w:p>
       <w:pPr>
         <w:pStyle w:val="ListBullet"/>
-        <w:spacing w:before="0" w:after="60"/>
       </w:pPr>
       <w:r>
-        <w:rPr>
-          <w:sz w:val="22"/>
-        </w:rPr>
         <w:t>A separate, enclosed room away from other animals</w:t>
       </w:r>
     </w:p>
     <w:p>
       <w:pPr>
         <w:pStyle w:val="ListBullet"/>
-        <w:spacing w:before="0" w:after="60"/>
       </w:pPr>
       <w:r>
-        <w:rPr>
-          <w:sz w:val="22"/>
-        </w:rPr>
         <w:t>A space that is:</w:t>
       </w:r>
     </w:p>
     <w:p>
-      <w:pPr>
-        <w:spacing w:before="0" w:after="120"/>
-      </w:pPr>
+      <w:r>
+        <w:t xml:space="preserve">  - Warm, dry, and well-ventilated   - Easy to clean and disinfect   - Low-stress (minimal noise and disturbance)</w:t>
+      </w:r>
+    </w:p>
+    <w:p>
+      <w:r>
+        <w:t>Where a separate room is not possible, the rescue must approve alternative containment measures.</w:t>
+      </w:r>
+    </w:p>
+    <w:p>
       <w:r>
         <w:rPr>
-          <w:sz w:val="22"/>
+          <w:i/>
         </w:rPr>
-        <w:t>- Warm, dry, and well-ventilated   - Easy to clean and disinfect   - Low-stress (minimal noise and disturbance)</w:t>
+        <w:t>________________________________________</w:t>
       </w:r>
     </w:p>
     <w:p>
       <w:pPr>
-        <w:spacing w:before="0" w:after="120"/>
+        <w:pStyle w:val="Heading2"/>
       </w:pPr>
       <w:r>
-        <w:rPr>
-          <w:sz w:val="22"/>
-        </w:rPr>
-        <w:t>Where a separate room is not possible, the rescue must approve alternative containment measures.</w:t>
+        <w:t>6. Equipment Requirements</w:t>
       </w:r>
     </w:p>
     <w:p>
-      <w:pPr>
-        <w:spacing w:before="80" w:after="80"/>
-        <w:pBdr>
-          <w:bottom w:val="single" w:sz="6" w:space="1" w:color="C2EDD6"/>
-        </w:pBdr>
-      </w:pPr>
-    </w:p>
-    <w:p>
-      <w:pPr>
-        <w:spacing w:before="280" w:after="120"/>
-        <w:pBdr>
-          <w:bottom w:val="single" w:sz="6" w:space="2" w:color="C2EDD6"/>
-        </w:pBdr>
-      </w:pPr>
       <w:r>
-        <w:rPr>
-          <w:b/>
-          <w:color w:val="FFFFFF"/>
-          <w:sz w:val="20"/>
-          <w:shd w:val="clear" w:color="auto" w:fill="05A44E"/>
-        </w:rPr>
-        <w:t xml:space="preserve"> 6 </w:t>
-      </w:r>
-      <w:r>
-        <w:t xml:space="preserve">  </w:t>
-      </w:r>
-      <w:r>
-        <w:rPr>
-          <w:b/>
-          <w:color w:val="037A3A"/>
-          <w:sz w:val="26"/>
-        </w:rPr>
-        <w:t>Equipment Requirements</w:t>
-      </w:r>
-    </w:p>
-    <w:p>
-      <w:pPr>
-        <w:spacing w:before="0" w:after="120"/>
-      </w:pPr>
-      <w:r>
-        <w:rPr>
-          <w:sz w:val="22"/>
-        </w:rPr>
         <w:t>Each isolated cat must have dedicated:</w:t>
       </w:r>
     </w:p>
     <w:p>
       <w:pPr>
         <w:pStyle w:val="ListBullet"/>
-        <w:spacing w:before="0" w:after="60"/>
       </w:pPr>
       <w:r>
-        <w:rPr>
-          <w:sz w:val="22"/>
-        </w:rPr>
         <w:t>Food and water bowls</w:t>
       </w:r>
     </w:p>
     <w:p>
       <w:pPr>
         <w:pStyle w:val="ListBullet"/>
-        <w:spacing w:before="0" w:after="60"/>
       </w:pPr>
       <w:r>
-        <w:rPr>
-          <w:sz w:val="22"/>
-        </w:rPr>
         <w:t>Litter tray</w:t>
       </w:r>
     </w:p>
     <w:p>
       <w:pPr>
         <w:pStyle w:val="ListBullet"/>
-        <w:spacing w:before="0" w:after="60"/>
       </w:pPr>
       <w:r>
-        <w:rPr>
-          <w:sz w:val="22"/>
-        </w:rPr>
         <w:t>Bedding and enrichment items</w:t>
       </w:r>
     </w:p>
     <w:p>
       <w:pPr>
         <w:pStyle w:val="ListBullet"/>
-        <w:spacing w:before="0" w:after="60"/>
       </w:pPr>
       <w:r>
-        <w:rPr>
-          <w:sz w:val="22"/>
-        </w:rPr>
         <w:t>Cleaning materials where possible</w:t>
       </w:r>
     </w:p>
     <w:p>
-      <w:pPr>
-        <w:spacing w:before="0" w:after="120"/>
-      </w:pPr>
       <w:r>
-        <w:rPr>
-          <w:sz w:val="22"/>
-        </w:rPr>
         <w:t>No sharing of equipment between isolated and non-isolated cats.</w:t>
       </w:r>
     </w:p>
     <w:p>
-      <w:pPr>
-        <w:spacing w:before="80" w:after="80"/>
-        <w:pBdr>
-          <w:bottom w:val="single" w:sz="6" w:space="1" w:color="C2EDD6"/>
-        </w:pBdr>
-      </w:pPr>
-    </w:p>
-    <w:p>
-      <w:pPr>
-        <w:spacing w:before="280" w:after="120"/>
-        <w:pBdr>
-          <w:bottom w:val="single" w:sz="6" w:space="2" w:color="C2EDD6"/>
-        </w:pBdr>
-      </w:pPr>
       <w:r>
         <w:rPr>
-          <w:b/>
-          <w:color w:val="FFFFFF"/>
-          <w:sz w:val="20"/>
-          <w:shd w:val="clear" w:color="auto" w:fill="05A44E"/>
+          <w:i/>
         </w:rPr>
-        <w:t xml:space="preserve"> 7 </w:t>
-      </w:r>
-      <w:r>
-        <w:t xml:space="preserve">  </w:t>
-      </w:r>
-      <w:r>
-        <w:rPr>
-          <w:b/>
-          <w:color w:val="037A3A"/>
-          <w:sz w:val="26"/>
-        </w:rPr>
-        <w:t>Hygiene &amp; Biosecurity Protocols</w:t>
+        <w:t>________________________________________</w:t>
       </w:r>
     </w:p>
     <w:p>
       <w:pPr>
-        <w:spacing w:before="160" w:after="40"/>
+        <w:pStyle w:val="Heading2"/>
       </w:pPr>
       <w:r>
-        <w:rPr>
-          <w:b/>
-          <w:color w:val="111827"/>
-          <w:sz w:val="22"/>
-        </w:rPr>
+        <w:t>7. Hygiene &amp; Biosecurity Protocols</w:t>
+      </w:r>
+    </w:p>
+    <w:p>
+      <w:pPr>
+        <w:pStyle w:val="Heading3"/>
+      </w:pPr>
+      <w:r>
         <w:t>7.1 Handling Order</w:t>
       </w:r>
     </w:p>
     <w:p>
       <w:pPr>
         <w:pStyle w:val="ListBullet"/>
-        <w:spacing w:before="0" w:after="60"/>
       </w:pPr>
       <w:r>
-        <w:rPr>
-          <w:sz w:val="22"/>
-        </w:rPr>
         <w:t>Care for healthy resident cats first</w:t>
       </w:r>
     </w:p>
     <w:p>
       <w:pPr>
         <w:pStyle w:val="ListBullet"/>
-        <w:spacing w:before="0" w:after="60"/>
       </w:pPr>
       <w:r>
-        <w:rPr>
-          <w:sz w:val="22"/>
-        </w:rPr>
         <w:t>Handle isolated cats last</w:t>
       </w:r>
     </w:p>
     <w:p>
       <w:pPr>
-        <w:spacing w:before="160" w:after="40"/>
+        <w:pStyle w:val="Heading3"/>
       </w:pPr>
       <w:r>
-        <w:rPr>
-          <w:b/>
-          <w:color w:val="111827"/>
-          <w:sz w:val="22"/>
-        </w:rPr>
         <w:t>7.2 Hand Hygiene</w:t>
       </w:r>
     </w:p>
     <w:p>
-      <w:pPr>
-        <w:spacing w:before="0" w:after="120"/>
-      </w:pPr>
       <w:r>
-        <w:rPr>
-          <w:sz w:val="22"/>
-        </w:rPr>
         <w:t>Wash hands thoroughly:</w:t>
       </w:r>
     </w:p>
     <w:p>
       <w:pPr>
         <w:pStyle w:val="ListBullet"/>
-        <w:spacing w:before="0" w:after="60"/>
       </w:pPr>
       <w:r>
-        <w:rPr>
-          <w:sz w:val="22"/>
-        </w:rPr>
         <w:t>Before entering isolation</w:t>
       </w:r>
     </w:p>
     <w:p>
       <w:pPr>
         <w:pStyle w:val="ListBullet"/>
-        <w:spacing w:before="0" w:after="60"/>
       </w:pPr>
       <w:r>
-        <w:rPr>
-          <w:sz w:val="22"/>
-        </w:rPr>
         <w:t>After handling the cat</w:t>
       </w:r>
     </w:p>
     <w:p>
       <w:pPr>
         <w:pStyle w:val="ListBullet"/>
-        <w:spacing w:before="0" w:after="60"/>
       </w:pPr>
       <w:r>
-        <w:rPr>
-          <w:sz w:val="22"/>
-        </w:rPr>
         <w:t>Use hand sanitiser where appropriate</w:t>
       </w:r>
     </w:p>
     <w:p>
       <w:pPr>
-        <w:spacing w:before="160" w:after="40"/>
+        <w:pStyle w:val="Heading3"/>
       </w:pPr>
       <w:r>
-        <w:rPr>
-          <w:b/>
-          <w:color w:val="111827"/>
-          <w:sz w:val="22"/>
-        </w:rPr>
         <w:t>7.3 Protective Measures</w:t>
       </w:r>
     </w:p>
     <w:p>
       <w:pPr>
         <w:pStyle w:val="ListBullet"/>
-        <w:spacing w:before="0" w:after="60"/>
       </w:pPr>
       <w:r>
-        <w:rPr>
-          <w:sz w:val="22"/>
-        </w:rPr>
         <w:t>Wear gloves when cleaning or handling waste</w:t>
       </w:r>
     </w:p>
     <w:p>
       <w:pPr>
         <w:pStyle w:val="ListBullet"/>
-        <w:spacing w:before="0" w:after="60"/>
       </w:pPr>
       <w:r>
-        <w:rPr>
-          <w:sz w:val="22"/>
-        </w:rPr>
         <w:t>Change clothing or use protective over-layers if contamination risk is high</w:t>
       </w:r>
     </w:p>
     <w:p>
-      <w:pPr>
-        <w:spacing w:before="80" w:after="80"/>
-        <w:pBdr>
-          <w:bottom w:val="single" w:sz="6" w:space="1" w:color="C2EDD6"/>
-        </w:pBdr>
-      </w:pPr>
+      <w:r>
+        <w:rPr>
+          <w:i/>
+        </w:rPr>
+        <w:t>________________________________________</w:t>
+      </w:r>
     </w:p>
     <w:p>
       <w:pPr>
-        <w:spacing w:before="280" w:after="120"/>
-        <w:pBdr>
-          <w:bottom w:val="single" w:sz="6" w:space="2" w:color="C2EDD6"/>
-        </w:pBdr>
+        <w:pStyle w:val="Heading2"/>
       </w:pPr>
       <w:r>
-        <w:rPr>
-          <w:b/>
-          <w:color w:val="FFFFFF"/>
-          <w:sz w:val="20"/>
-          <w:shd w:val="clear" w:color="auto" w:fill="05A44E"/>
-        </w:rPr>
-        <w:t xml:space="preserve"> 8 </w:t>
-      </w:r>
-      <w:r>
-        <w:t xml:space="preserve">  </w:t>
-      </w:r>
-      <w:r>
-        <w:rPr>
-          <w:b/>
-          <w:color w:val="037A3A"/>
-          <w:sz w:val="26"/>
-        </w:rPr>
-        <w:t>Cleaning Procedures</w:t>
+        <w:t>8. Cleaning Procedures</w:t>
       </w:r>
     </w:p>
     <w:p>
       <w:pPr>
         <w:pStyle w:val="ListBullet"/>
-        <w:spacing w:before="0" w:after="60"/>
       </w:pPr>
       <w:r>
-        <w:rPr>
-          <w:sz w:val="22"/>
-        </w:rPr>
         <w:t>Clean and disinfect the isolation area daily</w:t>
       </w:r>
     </w:p>
     <w:p>
       <w:pPr>
         <w:pStyle w:val="ListBullet"/>
-        <w:spacing w:before="0" w:after="60"/>
       </w:pPr>
       <w:r>
-        <w:rPr>
-          <w:sz w:val="22"/>
-        </w:rPr>
         <w:t>Remove waste promptly</w:t>
       </w:r>
     </w:p>
     <w:p>
       <w:pPr>
         <w:pStyle w:val="ListBullet"/>
-        <w:spacing w:before="0" w:after="60"/>
       </w:pPr>
       <w:r>
-        <w:rPr>
-          <w:sz w:val="22"/>
-        </w:rPr>
         <w:t>Use pet-safe disinfectants effective against common feline pathogens (Anigiene)</w:t>
       </w:r>
     </w:p>
     <w:p>
       <w:pPr>
         <w:pStyle w:val="ListBullet"/>
-        <w:spacing w:before="0" w:after="60"/>
       </w:pPr>
       <w:r>
-        <w:rPr>
-          <w:sz w:val="22"/>
-        </w:rPr>
         <w:t>Follow correct dilution and contact times</w:t>
       </w:r>
     </w:p>
     <w:p>
-      <w:pPr>
-        <w:spacing w:before="80" w:after="80"/>
-        <w:pBdr>
-          <w:bottom w:val="single" w:sz="6" w:space="1" w:color="C2EDD6"/>
-        </w:pBdr>
-      </w:pPr>
-    </w:p>
-    <w:p>
-      <w:pPr>
-        <w:spacing w:before="280" w:after="120"/>
-        <w:pBdr>
-          <w:bottom w:val="single" w:sz="6" w:space="2" w:color="C2EDD6"/>
-        </w:pBdr>
-      </w:pPr>
       <w:r>
         <w:rPr>
-          <w:b/>
-          <w:color w:val="FFFFFF"/>
-          <w:sz w:val="20"/>
-          <w:shd w:val="clear" w:color="auto" w:fill="05A44E"/>
+          <w:i/>
         </w:rPr>
-        <w:t xml:space="preserve"> 9 </w:t>
-      </w:r>
-      <w:r>
-        <w:t xml:space="preserve">  </w:t>
-      </w:r>
-      <w:r>
-        <w:rPr>
-          <w:b/>
-          <w:color w:val="037A3A"/>
-          <w:sz w:val="26"/>
-        </w:rPr>
-        <w:t>Health Monitoring</w:t>
+        <w:t>________________________________________</w:t>
       </w:r>
     </w:p>
     <w:p>
       <w:pPr>
-        <w:spacing w:before="0" w:after="120"/>
+        <w:pStyle w:val="Heading2"/>
       </w:pPr>
       <w:r>
-        <w:rPr>
-          <w:sz w:val="22"/>
-        </w:rPr>
+        <w:t>9. Health Monitoring</w:t>
+      </w:r>
+    </w:p>
+    <w:p>
+      <w:r>
         <w:t>During isolation, carers must monitor daily for:</w:t>
       </w:r>
     </w:p>
     <w:p>
       <w:pPr>
         <w:pStyle w:val="ListBullet"/>
-        <w:spacing w:before="0" w:after="60"/>
       </w:pPr>
       <w:r>
-        <w:rPr>
-          <w:sz w:val="22"/>
-        </w:rPr>
         <w:t>Appetite and water intake</w:t>
       </w:r>
     </w:p>
     <w:p>
       <w:pPr>
         <w:pStyle w:val="ListBullet"/>
-        <w:spacing w:before="0" w:after="60"/>
       </w:pPr>
       <w:r>
-        <w:rPr>
-          <w:sz w:val="22"/>
-        </w:rPr>
         <w:t>Urination and defecation</w:t>
       </w:r>
     </w:p>
     <w:p>
       <w:pPr>
         <w:pStyle w:val="ListBullet"/>
-        <w:spacing w:before="0" w:after="60"/>
       </w:pPr>
       <w:r>
-        <w:rPr>
-          <w:sz w:val="22"/>
-        </w:rPr>
         <w:t>Signs of illness, including:</w:t>
       </w:r>
     </w:p>
     <w:p>
-      <w:pPr>
-        <w:spacing w:before="0" w:after="120"/>
-      </w:pPr>
+      <w:r>
+        <w:t xml:space="preserve">  - Sneezing, coughing   - Eye or nasal discharge   - Vomiting or diarrhoea   - Lethargy or behavioural changes</w:t>
+      </w:r>
+    </w:p>
+    <w:p>
+      <w:r>
+        <w:t>All observations must be recorded on the medical sheet.</w:t>
+      </w:r>
+    </w:p>
+    <w:p>
       <w:r>
         <w:rPr>
-          <w:sz w:val="22"/>
+          <w:i/>
         </w:rPr>
-        <w:t>- Sneezing, coughing   - Eye or nasal discharge   - Vomiting or diarrhoea   - Lethargy or behavioural changes</w:t>
+        <w:t>________________________________________</w:t>
       </w:r>
     </w:p>
     <w:p>
       <w:pPr>
-        <w:spacing w:before="0" w:after="120"/>
+        <w:pStyle w:val="Heading2"/>
       </w:pPr>
       <w:r>
-        <w:rPr>
-          <w:sz w:val="22"/>
-        </w:rPr>
-        <w:t>All observations must be recorded on the medical sheet.</w:t>
-      </w:r>
-    </w:p>
-    <w:p>
-      <w:pPr>
-        <w:spacing w:before="80" w:after="80"/>
-        <w:pBdr>
-          <w:bottom w:val="single" w:sz="6" w:space="1" w:color="C2EDD6"/>
-        </w:pBdr>
-      </w:pPr>
-    </w:p>
-    <w:p>
-      <w:pPr>
-        <w:spacing w:before="280" w:after="120"/>
-        <w:pBdr>
-          <w:bottom w:val="single" w:sz="6" w:space="2" w:color="C2EDD6"/>
-        </w:pBdr>
-      </w:pPr>
-      <w:r>
-        <w:rPr>
-          <w:b/>
-          <w:color w:val="FFFFFF"/>
-          <w:sz w:val="20"/>
-          <w:shd w:val="clear" w:color="auto" w:fill="05A44E"/>
-        </w:rPr>
-        <w:t xml:space="preserve"> 10 </w:t>
-      </w:r>
-      <w:r>
-        <w:t xml:space="preserve">  </w:t>
-      </w:r>
-      <w:r>
-        <w:rPr>
-          <w:b/>
-          <w:color w:val="037A3A"/>
-          <w:sz w:val="26"/>
-        </w:rPr>
-        <w:t>Veterinary Assessment</w:t>
+        <w:t>10. Veterinary Assessment</w:t>
       </w:r>
     </w:p>
     <w:p>
       <w:pPr>
         <w:pStyle w:val="ListBullet"/>
-        <w:spacing w:before="0" w:after="60"/>
       </w:pPr>
       <w:r>
+        <w:t xml:space="preserve">All cats must receive a veterinary health check </w:t>
+      </w:r>
+      <w:r>
         <w:rPr>
-          <w:sz w:val="22"/>
+          <w:b/>
         </w:rPr>
-        <w:t>All cats should receive a veterinary health check as soon as practicable after intake (within 7 days)</w:t>
+        <w:t>as soon as possible and within 72 hours of intake</w:t>
+      </w:r>
+      <w:r>
+        <w:t>, in line with ADCH Standard 3, unless there is documented evidence of a veterinary check in the last 6 months.</w:t>
       </w:r>
     </w:p>
     <w:p>
       <w:pPr>
         <w:pStyle w:val="ListBullet"/>
-        <w:spacing w:before="0" w:after="60"/>
       </w:pPr>
       <w:r>
-        <w:rPr>
-          <w:sz w:val="22"/>
-        </w:rPr>
-        <w:t>Immediate veterinary attention is required if signs of illness develop</w:t>
-      </w:r>
-    </w:p>
-    <w:p>
-      <w:pPr>
-        <w:spacing w:before="80" w:after="80"/>
-        <w:pBdr>
-          <w:bottom w:val="single" w:sz="6" w:space="1" w:color="C2EDD6"/>
-        </w:pBdr>
-      </w:pPr>
-    </w:p>
-    <w:p>
-      <w:pPr>
-        <w:spacing w:before="280" w:after="120"/>
-        <w:pBdr>
-          <w:bottom w:val="single" w:sz="6" w:space="2" w:color="C2EDD6"/>
-        </w:pBdr>
-      </w:pPr>
-      <w:r>
-        <w:rPr>
-          <w:b/>
-          <w:color w:val="FFFFFF"/>
-          <w:sz w:val="20"/>
-          <w:shd w:val="clear" w:color="auto" w:fill="05A44E"/>
-        </w:rPr>
-        <w:t xml:space="preserve"> 11 </w:t>
-      </w:r>
-      <w:r>
-        <w:t xml:space="preserve">  </w:t>
+        <w:t xml:space="preserve">The initial welfare assessment may be carried out by a suitably competent Forgotten Felines volunteer (as defined in </w:t>
       </w:r>
       <w:r>
         <w:rPr>
-          <w:b/>
-          <w:color w:val="037A3A"/>
-          <w:sz w:val="26"/>
+          <w:color w:val="1F4E79"/>
+          <w:u w:val="single"/>
         </w:rPr>
-        <w:t>Parasite Control</w:t>
+        <w:t>Cat Intake and Medical Care Policy</w:t>
+      </w:r>
+      <w:r>
+        <w:t xml:space="preserve"> Section 5) within the same 72-hour window, but this never replaces the veterinary examination.</w:t>
       </w:r>
     </w:p>
     <w:p>
       <w:pPr>
         <w:pStyle w:val="ListBullet"/>
-        <w:spacing w:before="0" w:after="60"/>
       </w:pPr>
       <w:r>
+        <w:t>Immediate veterinary attention is required if signs of illness develop.</w:t>
+      </w:r>
+    </w:p>
+    <w:p>
+      <w:pPr>
+        <w:pStyle w:val="ListBullet"/>
+      </w:pPr>
+      <w:r>
+        <w:t>The 7-day minimum isolation period (Section 4) and the 72-hour veterinary assessment window run concurrently — the vet check happens within the first 72 hours even though the cat remains isolated for at least 7 days.</w:t>
+      </w:r>
+    </w:p>
+    <w:p>
+      <w:r>
         <w:rPr>
-          <w:sz w:val="22"/>
+          <w:i/>
         </w:rPr>
+        <w:t>________________________________________</w:t>
+      </w:r>
+    </w:p>
+    <w:p>
+      <w:pPr>
+        <w:pStyle w:val="Heading2"/>
+      </w:pPr>
+      <w:r>
+        <w:t>11. Parasite Control</w:t>
+      </w:r>
+    </w:p>
+    <w:p>
+      <w:pPr>
+        <w:pStyle w:val="ListBullet"/>
+      </w:pPr>
+      <w:r>
         <w:t>Administer flea and worm treatment as directed by the rescue or veterinarian</w:t>
       </w:r>
     </w:p>
     <w:p>
       <w:pPr>
         <w:pStyle w:val="ListBullet"/>
-        <w:spacing w:before="0" w:after="60"/>
       </w:pPr>
       <w:r>
-        <w:rPr>
-          <w:sz w:val="22"/>
-        </w:rPr>
         <w:t>Maintain records of treatments given on the medical sheet</w:t>
       </w:r>
     </w:p>
     <w:p>
-      <w:pPr>
-        <w:spacing w:before="80" w:after="80"/>
-        <w:pBdr>
-          <w:bottom w:val="single" w:sz="6" w:space="1" w:color="C2EDD6"/>
-        </w:pBdr>
-      </w:pPr>
-    </w:p>
-    <w:p>
-      <w:pPr>
-        <w:spacing w:before="280" w:after="120"/>
-        <w:pBdr>
-          <w:bottom w:val="single" w:sz="6" w:space="2" w:color="C2EDD6"/>
-        </w:pBdr>
-      </w:pPr>
       <w:r>
         <w:rPr>
-          <w:b/>
-          <w:color w:val="FFFFFF"/>
-          <w:sz w:val="20"/>
-          <w:shd w:val="clear" w:color="auto" w:fill="05A44E"/>
+          <w:i/>
         </w:rPr>
-        <w:t xml:space="preserve"> 12 </w:t>
-      </w:r>
-      <w:r>
-        <w:t xml:space="preserve">  </w:t>
-      </w:r>
-      <w:r>
-        <w:rPr>
-          <w:b/>
-          <w:color w:val="037A3A"/>
-          <w:sz w:val="26"/>
-        </w:rPr>
-        <w:t>Ending Isolation</w:t>
+        <w:t>________________________________________</w:t>
       </w:r>
     </w:p>
     <w:p>
       <w:pPr>
-        <w:spacing w:before="0" w:after="120"/>
+        <w:pStyle w:val="Heading2"/>
       </w:pPr>
       <w:r>
-        <w:rPr>
-          <w:sz w:val="22"/>
-        </w:rPr>
+        <w:t>12. Ending Isolation</w:t>
+      </w:r>
+    </w:p>
+    <w:p>
+      <w:r>
         <w:t>A cat may exit isolation only when:</w:t>
       </w:r>
     </w:p>
     <w:p>
       <w:pPr>
         <w:pStyle w:val="ListBullet"/>
-        <w:spacing w:before="0" w:after="60"/>
       </w:pPr>
       <w:r>
-        <w:rPr>
-          <w:sz w:val="22"/>
-        </w:rPr>
         <w:t xml:space="preserve">The minimum isolation period has been completed, </w:t>
       </w:r>
       <w:r>
         <w:rPr>
           <w:b/>
-          <w:sz w:val="22"/>
         </w:rPr>
         <w:t>AND</w:t>
       </w:r>
@@ -1386,18 +686,13 @@
     <w:p>
       <w:pPr>
         <w:pStyle w:val="ListBullet"/>
-        <w:spacing w:before="0" w:after="60"/>
       </w:pPr>
       <w:r>
-        <w:rPr>
-          <w:sz w:val="22"/>
-        </w:rPr>
         <w:t xml:space="preserve">The cat shows no signs of infectious illness, </w:t>
       </w:r>
       <w:r>
         <w:rPr>
           <w:b/>
-          <w:sz w:val="22"/>
         </w:rPr>
         <w:t>AND</w:t>
       </w:r>
@@ -1405,1310 +700,447 @@
     <w:p>
       <w:pPr>
         <w:pStyle w:val="ListBullet"/>
-        <w:spacing w:before="0" w:after="60"/>
       </w:pPr>
       <w:r>
-        <w:rPr>
-          <w:sz w:val="22"/>
-        </w:rPr>
         <w:t>Any required veterinary checks or treatments have been completed</w:t>
       </w:r>
     </w:p>
     <w:p>
-      <w:pPr>
-        <w:spacing w:before="0" w:after="120"/>
-      </w:pPr>
       <w:r>
-        <w:rPr>
-          <w:sz w:val="22"/>
-        </w:rPr>
         <w:t>Approval must be given by:</w:t>
       </w:r>
     </w:p>
     <w:p>
       <w:pPr>
         <w:pStyle w:val="ListBullet"/>
-        <w:spacing w:before="0" w:after="60"/>
       </w:pPr>
       <w:r>
-        <w:rPr>
-          <w:sz w:val="22"/>
-        </w:rPr>
         <w:t>A designated fosterer coordinator or Trustee</w:t>
       </w:r>
     </w:p>
     <w:p>
       <w:pPr>
         <w:pStyle w:val="ListBullet"/>
-        <w:spacing w:before="0" w:after="60"/>
       </w:pPr>
       <w:r>
-        <w:rPr>
-          <w:sz w:val="22"/>
-        </w:rPr>
         <w:t>A veterinary professional</w:t>
       </w:r>
     </w:p>
     <w:p>
-      <w:pPr>
-        <w:spacing w:before="80" w:after="80"/>
-        <w:pBdr>
-          <w:bottom w:val="single" w:sz="6" w:space="1" w:color="C2EDD6"/>
-        </w:pBdr>
-      </w:pPr>
-    </w:p>
-    <w:p>
-      <w:pPr>
-        <w:spacing w:before="280" w:after="120"/>
-        <w:pBdr>
-          <w:bottom w:val="single" w:sz="6" w:space="2" w:color="C2EDD6"/>
-        </w:pBdr>
-      </w:pPr>
       <w:r>
         <w:rPr>
-          <w:b/>
-          <w:color w:val="FFFFFF"/>
-          <w:sz w:val="20"/>
-          <w:shd w:val="clear" w:color="auto" w:fill="05A44E"/>
+          <w:i/>
         </w:rPr>
-        <w:t xml:space="preserve"> 13 </w:t>
-      </w:r>
-      <w:r>
-        <w:t xml:space="preserve">  </w:t>
-      </w:r>
-      <w:r>
-        <w:rPr>
-          <w:b/>
-          <w:color w:val="037A3A"/>
-          <w:sz w:val="26"/>
-        </w:rPr>
-        <w:t>High-Risk Cases</w:t>
+        <w:t>________________________________________</w:t>
       </w:r>
     </w:p>
     <w:p>
       <w:pPr>
-        <w:spacing w:before="0" w:after="120"/>
+        <w:pStyle w:val="Heading2"/>
       </w:pPr>
       <w:r>
-        <w:rPr>
-          <w:sz w:val="22"/>
-        </w:rPr>
+        <w:t>13. High-Risk Cases and Formal Isolation (Standard 13)</w:t>
+      </w:r>
+    </w:p>
+    <w:p>
+      <w:r>
         <w:t>Extended or strict isolation is required for:</w:t>
       </w:r>
     </w:p>
     <w:p>
       <w:pPr>
         <w:pStyle w:val="ListBullet"/>
-        <w:spacing w:before="0" w:after="60"/>
       </w:pPr>
       <w:r>
-        <w:rPr>
-          <w:sz w:val="22"/>
-        </w:rPr>
         <w:t>Cats with suspected infectious diseases (e.g. upper respiratory infections, gastrointestinal illness)</w:t>
       </w:r>
     </w:p>
     <w:p>
       <w:pPr>
         <w:pStyle w:val="ListBullet"/>
-        <w:spacing w:before="0" w:after="60"/>
       </w:pPr>
       <w:r>
-        <w:rPr>
-          <w:sz w:val="22"/>
-        </w:rPr>
         <w:t>Unvaccinated kittens</w:t>
       </w:r>
     </w:p>
     <w:p>
       <w:pPr>
         <w:pStyle w:val="ListBullet"/>
-        <w:spacing w:before="0" w:after="60"/>
       </w:pPr>
       <w:r>
-        <w:rPr>
-          <w:sz w:val="22"/>
-        </w:rPr>
         <w:t>Cats from high-risk environments (e.g. hoarding situations)</w:t>
       </w:r>
     </w:p>
     <w:p>
-      <w:pPr>
-        <w:spacing w:before="80" w:after="80"/>
-        <w:pBdr>
-          <w:bottom w:val="single" w:sz="6" w:space="1" w:color="C2EDD6"/>
-        </w:pBdr>
-      </w:pPr>
-    </w:p>
-    <w:p>
-      <w:pPr>
-        <w:spacing w:before="280" w:after="120"/>
-        <w:pBdr>
-          <w:bottom w:val="single" w:sz="6" w:space="2" w:color="C2EDD6"/>
-        </w:pBdr>
-      </w:pPr>
       <w:r>
-        <w:rPr>
-          <w:b/>
-          <w:color w:val="FFFFFF"/>
-          <w:sz w:val="20"/>
-          <w:shd w:val="clear" w:color="auto" w:fill="05A44E"/>
-        </w:rPr>
-        <w:t xml:space="preserve"> 14 </w:t>
-      </w:r>
-      <w:r>
-        <w:t xml:space="preserve">  </w:t>
+        <w:t xml:space="preserve">Where a cat requires formal isolation that cannot be safely managed in a foster room, the Fostering Coordinator (or the designated Vet Liaison) authorises transfer to the </w:t>
       </w:r>
       <w:r>
         <w:rPr>
           <w:b/>
-          <w:color w:val="037A3A"/>
-          <w:sz w:val="26"/>
         </w:rPr>
-        <w:t>Foster Home Requirements</w:t>
+        <w:t>designated isolation practice</w:t>
+      </w:r>
+      <w:r>
+        <w:t xml:space="preserve"> recorded in the </w:t>
+      </w:r>
+      <w:r>
+        <w:rPr>
+          <w:color w:val="1F4E79"/>
+          <w:u w:val="single"/>
+        </w:rPr>
+        <w:t>Named Veterinary Practices Register</w:t>
+      </w:r>
+      <w:r>
+        <w:t>. This arrangement is Forgotten Felines' formal documented isolation provision under ADCH Standard 13.</w:t>
+      </w:r>
+    </w:p>
+    <w:p>
+      <w:r>
+        <w:t>If the designated isolation practice is unavailable, the Vet Liaison contacts an alternative nominated practice and a Trustee authorises the temporary arrangement in line with the Emergency Plan.</w:t>
       </w:r>
     </w:p>
     <w:p>
       <w:pPr>
-        <w:spacing w:before="0" w:after="120"/>
+        <w:pStyle w:val="Heading3"/>
       </w:pPr>
       <w:r>
+        <w:t>13.1 Feral Cats (Standards 49, 50)</w:t>
+      </w:r>
+    </w:p>
+    <w:p>
+      <w:r>
+        <w:t>Adult feral cats are not suitable as companion animals and must not be kept in confinement any longer than strictly necessary. Where an adult feral cat enters Forgotten Felines' care:</w:t>
+      </w:r>
+    </w:p>
+    <w:p>
+      <w:pPr>
+        <w:pStyle w:val="ListBullet"/>
+      </w:pPr>
+      <w:r>
+        <w:t>Confinement must not exceed 48 hours unless immediate veterinary intervention is required</w:t>
+      </w:r>
+    </w:p>
+    <w:p>
+      <w:pPr>
+        <w:pStyle w:val="ListBullet"/>
+      </w:pPr>
+      <w:r>
+        <w:t>The cat receives any necessary immediate care, is neutered and ear-tipped by a nominated vet, and is released to a suitable environment as soon as possible</w:t>
+      </w:r>
+    </w:p>
+    <w:p>
+      <w:pPr>
+        <w:pStyle w:val="ListBullet"/>
+      </w:pPr>
+      <w:r>
+        <w:t>No attempt is made to socialise an adult feral cat or a consistently fearful cat to humans</w:t>
+      </w:r>
+    </w:p>
+    <w:p>
+      <w:pPr>
+        <w:pStyle w:val="ListBullet"/>
+      </w:pPr>
+      <w:r>
+        <w:t>The Fostering Coordinator records the intake, the veterinary action taken, and the release location on the cat's individual record</w:t>
+      </w:r>
+    </w:p>
+    <w:p>
+      <w:r>
         <w:rPr>
-          <w:sz w:val="22"/>
+          <w:i/>
         </w:rPr>
+        <w:t>________________________________________</w:t>
+      </w:r>
+    </w:p>
+    <w:p>
+      <w:pPr>
+        <w:pStyle w:val="Heading2"/>
+      </w:pPr>
+      <w:r>
+        <w:t>14. Foster Home Requirements</w:t>
+      </w:r>
+    </w:p>
+    <w:p>
+      <w:r>
         <w:t>Foster carers must:</w:t>
       </w:r>
     </w:p>
     <w:p>
       <w:pPr>
         <w:pStyle w:val="ListBullet"/>
-        <w:spacing w:before="0" w:after="60"/>
       </w:pPr>
       <w:r>
-        <w:rPr>
-          <w:sz w:val="22"/>
-        </w:rPr>
         <w:t>Have a suitable isolation space available before intake</w:t>
       </w:r>
     </w:p>
     <w:p>
       <w:pPr>
         <w:pStyle w:val="ListBullet"/>
-        <w:spacing w:before="0" w:after="60"/>
       </w:pPr>
       <w:r>
-        <w:rPr>
-          <w:sz w:val="22"/>
-        </w:rPr>
         <w:t>Follow all hygiene and handling protocols</w:t>
       </w:r>
     </w:p>
     <w:p>
       <w:pPr>
         <w:pStyle w:val="ListBullet"/>
-        <w:spacing w:before="0" w:after="60"/>
       </w:pPr>
       <w:r>
-        <w:rPr>
-          <w:sz w:val="22"/>
-        </w:rPr>
         <w:t>Prevent contact with resident pets unless authorised</w:t>
       </w:r>
     </w:p>
     <w:p>
-      <w:pPr>
-        <w:spacing w:before="80" w:after="80"/>
-        <w:pBdr>
-          <w:bottom w:val="single" w:sz="6" w:space="1" w:color="C2EDD6"/>
-        </w:pBdr>
-      </w:pPr>
-    </w:p>
-    <w:p>
-      <w:pPr>
-        <w:spacing w:before="280" w:after="120"/>
-        <w:pBdr>
-          <w:bottom w:val="single" w:sz="6" w:space="2" w:color="C2EDD6"/>
-        </w:pBdr>
-      </w:pPr>
       <w:r>
         <w:rPr>
-          <w:b/>
-          <w:color w:val="FFFFFF"/>
-          <w:sz w:val="20"/>
-          <w:shd w:val="clear" w:color="auto" w:fill="05A44E"/>
+          <w:i/>
         </w:rPr>
-        <w:t xml:space="preserve"> 15 </w:t>
-      </w:r>
-      <w:r>
-        <w:t xml:space="preserve">  </w:t>
-      </w:r>
-      <w:r>
-        <w:rPr>
-          <w:b/>
-          <w:color w:val="037A3A"/>
-          <w:sz w:val="26"/>
-        </w:rPr>
-        <w:t>Record Keeping</w:t>
+        <w:t>________________________________________</w:t>
       </w:r>
     </w:p>
     <w:p>
       <w:pPr>
-        <w:spacing w:before="0" w:after="120"/>
+        <w:pStyle w:val="Heading2"/>
       </w:pPr>
       <w:r>
-        <w:rPr>
-          <w:sz w:val="22"/>
-        </w:rPr>
+        <w:t>15. Record Keeping</w:t>
+      </w:r>
+    </w:p>
+    <w:p>
+      <w:r>
         <w:t>The following must be documented:</w:t>
       </w:r>
     </w:p>
     <w:p>
       <w:pPr>
         <w:pStyle w:val="ListBullet"/>
-        <w:spacing w:before="0" w:after="60"/>
       </w:pPr>
       <w:r>
-        <w:rPr>
-          <w:sz w:val="22"/>
-        </w:rPr>
         <w:t>Intake date and source</w:t>
       </w:r>
     </w:p>
     <w:p>
       <w:pPr>
         <w:pStyle w:val="ListBullet"/>
-        <w:spacing w:before="0" w:after="60"/>
       </w:pPr>
       <w:r>
-        <w:rPr>
-          <w:sz w:val="22"/>
-        </w:rPr>
         <w:t>Start and end of isolation period</w:t>
       </w:r>
     </w:p>
     <w:p>
       <w:pPr>
         <w:pStyle w:val="ListBullet"/>
-        <w:spacing w:before="0" w:after="60"/>
       </w:pPr>
       <w:r>
-        <w:rPr>
-          <w:sz w:val="22"/>
-        </w:rPr>
         <w:t>Health observations</w:t>
       </w:r>
     </w:p>
     <w:p>
       <w:pPr>
         <w:pStyle w:val="ListBullet"/>
-        <w:spacing w:before="0" w:after="60"/>
       </w:pPr>
       <w:r>
-        <w:rPr>
-          <w:sz w:val="22"/>
-        </w:rPr>
         <w:t>Treatments administered</w:t>
       </w:r>
     </w:p>
     <w:p>
       <w:pPr>
         <w:pStyle w:val="ListBullet"/>
-        <w:spacing w:before="0" w:after="60"/>
       </w:pPr>
       <w:r>
-        <w:rPr>
-          <w:sz w:val="22"/>
-        </w:rPr>
         <w:t>Veterinary visits</w:t>
       </w:r>
     </w:p>
     <w:p>
-      <w:pPr>
-        <w:spacing w:before="80" w:after="80"/>
-        <w:pBdr>
-          <w:bottom w:val="single" w:sz="6" w:space="1" w:color="C2EDD6"/>
-        </w:pBdr>
-      </w:pPr>
-    </w:p>
-    <w:p>
-      <w:pPr>
-        <w:spacing w:before="280" w:after="120"/>
-        <w:pBdr>
-          <w:bottom w:val="single" w:sz="6" w:space="2" w:color="C2EDD6"/>
-        </w:pBdr>
-      </w:pPr>
       <w:r>
         <w:rPr>
-          <w:b/>
-          <w:color w:val="FFFFFF"/>
-          <w:sz w:val="20"/>
-          <w:shd w:val="clear" w:color="auto" w:fill="05A44E"/>
+          <w:i/>
         </w:rPr>
-        <w:t xml:space="preserve"> 16 </w:t>
-      </w:r>
-      <w:r>
-        <w:t xml:space="preserve">  </w:t>
-      </w:r>
-      <w:r>
-        <w:rPr>
-          <w:b/>
-          <w:color w:val="037A3A"/>
-          <w:sz w:val="26"/>
-        </w:rPr>
-        <w:t>Non-Compliance</w:t>
+        <w:t>________________________________________</w:t>
       </w:r>
     </w:p>
     <w:p>
       <w:pPr>
-        <w:spacing w:before="0" w:after="120"/>
+        <w:pStyle w:val="Heading2"/>
       </w:pPr>
       <w:r>
-        <w:rPr>
-          <w:sz w:val="22"/>
-        </w:rPr>
+        <w:t>16. Non-Compliance</w:t>
+      </w:r>
+    </w:p>
+    <w:p>
+      <w:r>
         <w:t>Failure to follow isolation procedures may:</w:t>
       </w:r>
     </w:p>
     <w:p>
       <w:pPr>
         <w:pStyle w:val="ListBullet"/>
-        <w:spacing w:before="0" w:after="60"/>
       </w:pPr>
       <w:r>
-        <w:rPr>
-          <w:sz w:val="22"/>
-        </w:rPr>
         <w:t>Put animals at risk</w:t>
       </w:r>
     </w:p>
     <w:p>
       <w:pPr>
         <w:pStyle w:val="ListBullet"/>
-        <w:spacing w:before="0" w:after="60"/>
       </w:pPr>
       <w:r>
-        <w:rPr>
-          <w:sz w:val="22"/>
-        </w:rPr>
         <w:t>Result in removal of foster cats</w:t>
       </w:r>
     </w:p>
     <w:p>
       <w:pPr>
         <w:pStyle w:val="ListBullet"/>
-        <w:spacing w:before="0" w:after="60"/>
       </w:pPr>
       <w:r>
-        <w:rPr>
-          <w:sz w:val="22"/>
-        </w:rPr>
         <w:t>Lead to review of fosterer status</w:t>
       </w:r>
     </w:p>
     <w:p>
-      <w:pPr>
-        <w:spacing w:before="80" w:after="80"/>
-        <w:pBdr>
-          <w:bottom w:val="single" w:sz="6" w:space="1" w:color="C2EDD6"/>
-        </w:pBdr>
-      </w:pPr>
-    </w:p>
-    <w:p>
-      <w:pPr>
-        <w:spacing w:before="280" w:after="120"/>
-        <w:pBdr>
-          <w:bottom w:val="single" w:sz="6" w:space="2" w:color="C2EDD6"/>
-        </w:pBdr>
-      </w:pPr>
       <w:r>
         <w:rPr>
-          <w:b/>
-          <w:color w:val="FFFFFF"/>
-          <w:sz w:val="20"/>
-          <w:shd w:val="clear" w:color="auto" w:fill="05A44E"/>
+          <w:i/>
         </w:rPr>
-        <w:t xml:space="preserve"> 17 </w:t>
-      </w:r>
-      <w:r>
-        <w:t xml:space="preserve">  </w:t>
-      </w:r>
-      <w:r>
-        <w:rPr>
-          <w:b/>
-          <w:color w:val="037A3A"/>
-          <w:sz w:val="26"/>
-        </w:rPr>
-        <w:t>Review</w:t>
+        <w:t>________________________________________</w:t>
       </w:r>
     </w:p>
     <w:p>
       <w:pPr>
-        <w:spacing w:before="80" w:after="80"/>
-        <w:pBdr>
-          <w:bottom w:val="single" w:sz="6" w:space="1" w:color="C2EDD6"/>
-        </w:pBdr>
-      </w:pPr>
-    </w:p>
-    <w:p>
-      <w:pPr>
-        <w:spacing w:before="280" w:after="120"/>
-        <w:pBdr>
-          <w:bottom w:val="single" w:sz="6" w:space="2" w:color="C2EDD6"/>
-        </w:pBdr>
+        <w:pStyle w:val="Heading2"/>
       </w:pPr>
       <w:r>
-        <w:rPr>
-          <w:b/>
-          <w:color w:val="FFFFFF"/>
-          <w:sz w:val="20"/>
-          <w:shd w:val="clear" w:color="auto" w:fill="05A44E"/>
-        </w:rPr>
-        <w:t xml:space="preserve"> 18 </w:t>
-      </w:r>
-      <w:r>
-        <w:t xml:space="preserve">  </w:t>
-      </w:r>
-      <w:r>
-        <w:rPr>
-          <w:b/>
-          <w:color w:val="037A3A"/>
-          <w:sz w:val="26"/>
-        </w:rPr>
-        <w:t>Acknowledgement</w:t>
+        <w:t>17. Related Documents</w:t>
       </w:r>
     </w:p>
     <w:p>
       <w:pPr>
-        <w:spacing w:before="0" w:after="120"/>
+        <w:pStyle w:val="ListBullet"/>
       </w:pPr>
       <w:r>
+        <w:t>Cat Intake and Medical Care Policy</w:t>
+      </w:r>
+    </w:p>
+    <w:p>
+      <w:pPr>
+        <w:pStyle w:val="ListBullet"/>
+      </w:pPr>
+      <w:r>
+        <w:t>Fostering Policy</w:t>
+      </w:r>
+    </w:p>
+    <w:p>
+      <w:pPr>
+        <w:pStyle w:val="ListBullet"/>
+      </w:pPr>
+      <w:r>
+        <w:t>Foster Home Assessment Checklist</w:t>
+      </w:r>
+    </w:p>
+    <w:p>
+      <w:pPr>
+        <w:pStyle w:val="ListBullet"/>
+      </w:pPr>
+      <w:r>
+        <w:t>Cat Fosterer Cleaning Policy</w:t>
+      </w:r>
+    </w:p>
+    <w:p>
+      <w:pPr>
+        <w:pStyle w:val="ListBullet"/>
+      </w:pPr>
+      <w:r>
+        <w:t>Cat Rescue Euthanasia Policy</w:t>
+      </w:r>
+    </w:p>
+    <w:p>
+      <w:pPr>
+        <w:pStyle w:val="ListBullet"/>
+      </w:pPr>
+      <w:r>
+        <w:t>Named Veterinary Practices Register</w:t>
+      </w:r>
+    </w:p>
+    <w:p>
+      <w:pPr>
+        <w:pStyle w:val="ListBullet"/>
+      </w:pPr>
+      <w:r>
+        <w:t>Forgotten Felines Emergency Plan</w:t>
+      </w:r>
+    </w:p>
+    <w:p>
+      <w:pPr>
+        <w:pStyle w:val="ListBullet"/>
+      </w:pPr>
+      <w:r>
+        <w:t>Fosterer Training Programme</w:t>
+      </w:r>
+    </w:p>
+    <w:p>
+      <w:r>
         <w:rPr>
-          <w:sz w:val="22"/>
+          <w:i/>
         </w:rPr>
+        <w:t>________________________________________</w:t>
+      </w:r>
+    </w:p>
+    <w:p>
+      <w:pPr>
+        <w:pStyle w:val="Heading2"/>
+      </w:pPr>
+      <w:r>
+        <w:t>18. Review</w:t>
+      </w:r>
+    </w:p>
+    <w:p>
+      <w:r>
+        <w:t>This policy is reviewed at least annually, or sooner if ADCH standards, legislation, or veterinary guidance changes.</w:t>
+      </w:r>
+    </w:p>
+    <w:p>
+      <w:r>
+        <w:rPr>
+          <w:i/>
+        </w:rPr>
+        <w:t>________________________________________</w:t>
+      </w:r>
+    </w:p>
+    <w:p>
+      <w:pPr>
+        <w:pStyle w:val="Heading2"/>
+      </w:pPr>
+      <w:r>
+        <w:t>19. Acknowledgement</w:t>
+      </w:r>
+    </w:p>
+    <w:p>
+      <w:r>
         <w:t>I confirm that I have read and agree to follow this policy:</w:t>
       </w:r>
     </w:p>
     <w:p>
-      <w:pPr>
-        <w:spacing w:before="0" w:after="120"/>
-      </w:pPr>
       <w:r>
-        <w:rPr>
-          <w:sz w:val="22"/>
-        </w:rPr>
         <w:t>Name: __________________________</w:t>
       </w:r>
     </w:p>
     <w:p>
-      <w:pPr>
-        <w:spacing w:before="0" w:after="120"/>
-      </w:pPr>
       <w:r>
-        <w:rPr>
-          <w:sz w:val="22"/>
-        </w:rPr>
         <w:t>Signature: ______________________</w:t>
       </w:r>
     </w:p>
     <w:p>
-      <w:pPr>
-        <w:spacing w:before="0" w:after="120"/>
-      </w:pPr>
       <w:r>
-        <w:rPr>
-          <w:sz w:val="22"/>
-        </w:rPr>
         <w:t>Date: __________________________</w:t>
       </w:r>
     </w:p>
-    <w:p>
-      <w:pPr>
-        <w:spacing w:before="80" w:after="80"/>
-        <w:pBdr>
-          <w:bottom w:val="single" w:sz="6" w:space="1" w:color="C2EDD6"/>
-        </w:pBdr>
-      </w:pPr>
-    </w:p>
-    <w:p>
-      <w:pPr>
-        <w:spacing w:before="280" w:after="120"/>
-        <w:pBdr>
-          <w:bottom w:val="single" w:sz="6" w:space="2" w:color="C2EDD6"/>
-        </w:pBdr>
-      </w:pPr>
-      <w:r>
-        <w:rPr>
-          <w:b/>
-          <w:color w:val="FFFFFF"/>
-          <w:sz w:val="20"/>
-          <w:shd w:val="clear" w:color="auto" w:fill="05A44E"/>
-        </w:rPr>
-        <w:t xml:space="preserve"> 19 </w:t>
-      </w:r>
-      <w:r>
-        <w:t xml:space="preserve">  </w:t>
-      </w:r>
-      <w:r>
-        <w:rPr>
-          <w:b/>
-          <w:color w:val="037A3A"/>
-          <w:sz w:val="26"/>
-        </w:rPr>
-        <w:t>Review &amp; Approval</w:t>
-      </w:r>
-    </w:p>
-    <w:tbl>
-      <w:tblPr>
-        <w:tblStyle w:val="TableGrid"/>
-        <w:tblW w:type="auto" w:w="0"/>
-        <w:tblLook w:firstColumn="1" w:firstRow="1" w:lastColumn="0" w:lastRow="0" w:noHBand="0" w:noVBand="1" w:val="04A0"/>
-      </w:tblPr>
-      <w:tblGrid>
-        <w:gridCol w:w="2268"/>
-        <w:gridCol w:w="2268"/>
-        <w:gridCol w:w="2268"/>
-        <w:gridCol w:w="2268"/>
-      </w:tblGrid>
-      <w:tr>
-        <w:tc>
-          <w:tcPr>
-            <w:tcW w:type="dxa" w:w="2268"/>
-            <w:shd w:val="clear" w:color="auto" w:fill="05A44E"/>
-          </w:tcPr>
-          <w:p>
-            <w:pPr>
-              <w:spacing w:before="80" w:after="80"/>
-            </w:pPr>
-            <w:r>
-              <w:rPr>
-                <w:b/>
-                <w:color w:val="FFFFFF"/>
-                <w:sz w:val="19"/>
-              </w:rPr>
-              <w:t>Name</w:t>
-            </w:r>
-          </w:p>
-        </w:tc>
-        <w:tc>
-          <w:tcPr>
-            <w:tcW w:type="dxa" w:w="2268"/>
-            <w:shd w:val="clear" w:color="auto" w:fill="05A44E"/>
-          </w:tcPr>
-          <w:p>
-            <w:pPr>
-              <w:spacing w:before="80" w:after="80"/>
-            </w:pPr>
-            <w:r>
-              <w:rPr>
-                <w:b/>
-                <w:color w:val="FFFFFF"/>
-                <w:sz w:val="19"/>
-              </w:rPr>
-              <w:t>Role</w:t>
-            </w:r>
-          </w:p>
-        </w:tc>
-        <w:tc>
-          <w:tcPr>
-            <w:tcW w:type="dxa" w:w="2268"/>
-            <w:shd w:val="clear" w:color="auto" w:fill="05A44E"/>
-          </w:tcPr>
-          <w:p>
-            <w:pPr>
-              <w:spacing w:before="80" w:after="80"/>
-            </w:pPr>
-            <w:r>
-              <w:rPr>
-                <w:b/>
-                <w:color w:val="FFFFFF"/>
-                <w:sz w:val="19"/>
-              </w:rPr>
-              <w:t>Signature</w:t>
-            </w:r>
-          </w:p>
-        </w:tc>
-        <w:tc>
-          <w:tcPr>
-            <w:tcW w:type="dxa" w:w="2268"/>
-            <w:shd w:val="clear" w:color="auto" w:fill="05A44E"/>
-          </w:tcPr>
-          <w:p>
-            <w:pPr>
-              <w:spacing w:before="80" w:after="80"/>
-            </w:pPr>
-            <w:r>
-              <w:rPr>
-                <w:b/>
-                <w:color w:val="FFFFFF"/>
-                <w:sz w:val="19"/>
-              </w:rPr>
-              <w:t>Date</w:t>
-            </w:r>
-          </w:p>
-        </w:tc>
-      </w:tr>
-      <w:tr>
-        <w:tc>
-          <w:tcPr>
-            <w:tcW w:type="dxa" w:w="2268"/>
-            <w:shd w:val="clear" w:color="auto" w:fill="FFFFFF"/>
-          </w:tcPr>
-          <w:p>
-            <w:pPr>
-              <w:spacing w:before="320" w:after="320"/>
-            </w:pPr>
-            <w:r>
-              <w:rPr>
-                <w:sz w:val="20"/>
-              </w:rPr>
-              <w:t>Bev Hibbert</w:t>
-            </w:r>
-          </w:p>
-        </w:tc>
-        <w:tc>
-          <w:tcPr>
-            <w:tcW w:type="dxa" w:w="2268"/>
-            <w:shd w:val="clear" w:color="auto" w:fill="FFFFFF"/>
-          </w:tcPr>
-          <w:p>
-            <w:pPr>
-              <w:spacing w:before="320" w:after="320"/>
-            </w:pPr>
-            <w:r>
-              <w:rPr>
-                <w:sz w:val="20"/>
-              </w:rPr>
-              <w:t>Founder</w:t>
-            </w:r>
-          </w:p>
-        </w:tc>
-        <w:tc>
-          <w:tcPr>
-            <w:tcW w:type="dxa" w:w="2268"/>
-            <w:shd w:val="clear" w:color="auto" w:fill="FFFFFF"/>
-          </w:tcPr>
-          <w:p>
-            <w:pPr>
-              <w:spacing w:before="320" w:after="320"/>
-            </w:pPr>
-            <w:r>
-              <w:rPr>
-                <w:sz w:val="20"/>
-              </w:rPr>
-            </w:r>
-          </w:p>
-        </w:tc>
-        <w:tc>
-          <w:tcPr>
-            <w:tcW w:type="dxa" w:w="2268"/>
-            <w:shd w:val="clear" w:color="auto" w:fill="FFFFFF"/>
-          </w:tcPr>
-          <w:p>
-            <w:pPr>
-              <w:spacing w:before="320" w:after="320"/>
-            </w:pPr>
-            <w:r>
-              <w:rPr>
-                <w:sz w:val="20"/>
-              </w:rPr>
-            </w:r>
-          </w:p>
-        </w:tc>
-      </w:tr>
-      <w:tr>
-        <w:tc>
-          <w:tcPr>
-            <w:tcW w:type="dxa" w:w="2268"/>
-            <w:shd w:val="clear" w:color="auto" w:fill="F9FAFB"/>
-          </w:tcPr>
-          <w:p>
-            <w:pPr>
-              <w:spacing w:before="320" w:after="320"/>
-            </w:pPr>
-            <w:r>
-              <w:rPr>
-                <w:sz w:val="20"/>
-              </w:rPr>
-            </w:r>
-          </w:p>
-        </w:tc>
-        <w:tc>
-          <w:tcPr>
-            <w:tcW w:type="dxa" w:w="2268"/>
-            <w:shd w:val="clear" w:color="auto" w:fill="F9FAFB"/>
-          </w:tcPr>
-          <w:p>
-            <w:pPr>
-              <w:spacing w:before="320" w:after="320"/>
-            </w:pPr>
-            <w:r>
-              <w:rPr>
-                <w:sz w:val="20"/>
-              </w:rPr>
-              <w:t>Trustee</w:t>
-            </w:r>
-          </w:p>
-        </w:tc>
-        <w:tc>
-          <w:tcPr>
-            <w:tcW w:type="dxa" w:w="2268"/>
-            <w:shd w:val="clear" w:color="auto" w:fill="F9FAFB"/>
-          </w:tcPr>
-          <w:p>
-            <w:pPr>
-              <w:spacing w:before="320" w:after="320"/>
-            </w:pPr>
-            <w:r>
-              <w:rPr>
-                <w:sz w:val="20"/>
-              </w:rPr>
-            </w:r>
-          </w:p>
-        </w:tc>
-        <w:tc>
-          <w:tcPr>
-            <w:tcW w:type="dxa" w:w="2268"/>
-            <w:shd w:val="clear" w:color="auto" w:fill="F9FAFB"/>
-          </w:tcPr>
-          <w:p>
-            <w:pPr>
-              <w:spacing w:before="320" w:after="320"/>
-            </w:pPr>
-            <w:r>
-              <w:rPr>
-                <w:sz w:val="20"/>
-              </w:rPr>
-            </w:r>
-          </w:p>
-        </w:tc>
-      </w:tr>
-      <w:tr>
-        <w:tc>
-          <w:tcPr>
-            <w:tcW w:type="dxa" w:w="2268"/>
-            <w:shd w:val="clear" w:color="auto" w:fill="FFFFFF"/>
-          </w:tcPr>
-          <w:p>
-            <w:pPr>
-              <w:spacing w:before="320" w:after="320"/>
-            </w:pPr>
-            <w:r>
-              <w:rPr>
-                <w:sz w:val="20"/>
-              </w:rPr>
-            </w:r>
-          </w:p>
-        </w:tc>
-        <w:tc>
-          <w:tcPr>
-            <w:tcW w:type="dxa" w:w="2268"/>
-            <w:shd w:val="clear" w:color="auto" w:fill="FFFFFF"/>
-          </w:tcPr>
-          <w:p>
-            <w:pPr>
-              <w:spacing w:before="320" w:after="320"/>
-            </w:pPr>
-            <w:r>
-              <w:rPr>
-                <w:sz w:val="20"/>
-              </w:rPr>
-              <w:t>Trustee</w:t>
-            </w:r>
-          </w:p>
-        </w:tc>
-        <w:tc>
-          <w:tcPr>
-            <w:tcW w:type="dxa" w:w="2268"/>
-            <w:shd w:val="clear" w:color="auto" w:fill="FFFFFF"/>
-          </w:tcPr>
-          <w:p>
-            <w:pPr>
-              <w:spacing w:before="320" w:after="320"/>
-            </w:pPr>
-            <w:r>
-              <w:rPr>
-                <w:sz w:val="20"/>
-              </w:rPr>
-            </w:r>
-          </w:p>
-        </w:tc>
-        <w:tc>
-          <w:tcPr>
-            <w:tcW w:type="dxa" w:w="2268"/>
-            <w:shd w:val="clear" w:color="auto" w:fill="FFFFFF"/>
-          </w:tcPr>
-          <w:p>
-            <w:pPr>
-              <w:spacing w:before="320" w:after="320"/>
-            </w:pPr>
-            <w:r>
-              <w:rPr>
-                <w:sz w:val="20"/>
-              </w:rPr>
-            </w:r>
-          </w:p>
-        </w:tc>
-      </w:tr>
-    </w:tbl>
-    <w:p/>
-    <w:p>
-      <w:pPr>
-        <w:spacing w:before="280" w:after="120"/>
-        <w:pBdr>
-          <w:bottom w:val="single" w:sz="6" w:space="2" w:color="C2EDD6"/>
-        </w:pBdr>
-      </w:pPr>
-      <w:r>
-        <w:rPr>
-          <w:b/>
-          <w:color w:val="FFFFFF"/>
-          <w:sz w:val="20"/>
-          <w:shd w:val="clear" w:color="auto" w:fill="05A44E"/>
-        </w:rPr>
-        <w:t xml:space="preserve"> 20 </w:t>
-      </w:r>
-      <w:r>
-        <w:t xml:space="preserve">  </w:t>
-      </w:r>
-      <w:r>
-        <w:rPr>
-          <w:b/>
-          <w:color w:val="037A3A"/>
-          <w:sz w:val="26"/>
-        </w:rPr>
-        <w:t>Version History</w:t>
-      </w:r>
-    </w:p>
-    <w:tbl>
-      <w:tblPr>
-        <w:tblStyle w:val="TableGrid"/>
-        <w:tblW w:type="auto" w:w="0"/>
-        <w:tblLook w:firstColumn="1" w:firstRow="1" w:lastColumn="0" w:lastRow="0" w:noHBand="0" w:noVBand="1" w:val="04A0"/>
-      </w:tblPr>
-      <w:tblGrid>
-        <w:gridCol w:w="2268"/>
-        <w:gridCol w:w="2268"/>
-        <w:gridCol w:w="2268"/>
-        <w:gridCol w:w="2268"/>
-      </w:tblGrid>
-      <w:tr>
-        <w:tc>
-          <w:tcPr>
-            <w:tcW w:type="dxa" w:w="2268"/>
-            <w:shd w:val="clear" w:color="auto" w:fill="111827"/>
-          </w:tcPr>
-          <w:p>
-            <w:pPr>
-              <w:spacing w:before="80" w:after="80"/>
-            </w:pPr>
-            <w:r>
-              <w:rPr>
-                <w:b/>
-                <w:color w:val="FFFFFF"/>
-                <w:sz w:val="19"/>
-              </w:rPr>
-              <w:t>Version</w:t>
-            </w:r>
-          </w:p>
-        </w:tc>
-        <w:tc>
-          <w:tcPr>
-            <w:tcW w:type="dxa" w:w="2268"/>
-            <w:shd w:val="clear" w:color="auto" w:fill="111827"/>
-          </w:tcPr>
-          <w:p>
-            <w:pPr>
-              <w:spacing w:before="80" w:after="80"/>
-            </w:pPr>
-            <w:r>
-              <w:rPr>
-                <w:b/>
-                <w:color w:val="FFFFFF"/>
-                <w:sz w:val="19"/>
-              </w:rPr>
-              <w:t>Date</w:t>
-            </w:r>
-          </w:p>
-        </w:tc>
-        <w:tc>
-          <w:tcPr>
-            <w:tcW w:type="dxa" w:w="2268"/>
-            <w:shd w:val="clear" w:color="auto" w:fill="111827"/>
-          </w:tcPr>
-          <w:p>
-            <w:pPr>
-              <w:spacing w:before="80" w:after="80"/>
-            </w:pPr>
-            <w:r>
-              <w:rPr>
-                <w:b/>
-                <w:color w:val="FFFFFF"/>
-                <w:sz w:val="19"/>
-              </w:rPr>
-              <w:t>Author</w:t>
-            </w:r>
-          </w:p>
-        </w:tc>
-        <w:tc>
-          <w:tcPr>
-            <w:tcW w:type="dxa" w:w="2268"/>
-            <w:shd w:val="clear" w:color="auto" w:fill="111827"/>
-          </w:tcPr>
-          <w:p>
-            <w:pPr>
-              <w:spacing w:before="80" w:after="80"/>
-            </w:pPr>
-            <w:r>
-              <w:rPr>
-                <w:b/>
-                <w:color w:val="FFFFFF"/>
-                <w:sz w:val="19"/>
-              </w:rPr>
-              <w:t>Changes</w:t>
-            </w:r>
-          </w:p>
-        </w:tc>
-      </w:tr>
-      <w:tr>
-        <w:tc>
-          <w:tcPr>
-            <w:tcW w:type="dxa" w:w="2268"/>
-            <w:shd w:val="clear" w:color="auto" w:fill="FFFFFF"/>
-          </w:tcPr>
-          <w:p>
-            <w:pPr>
-              <w:spacing w:before="60" w:after="60"/>
-            </w:pPr>
-            <w:r>
-              <w:rPr>
-                <w:sz w:val="20"/>
-              </w:rPr>
-              <w:t>1.0</w:t>
-            </w:r>
-          </w:p>
-        </w:tc>
-        <w:tc>
-          <w:tcPr>
-            <w:tcW w:type="dxa" w:w="2268"/>
-            <w:shd w:val="clear" w:color="auto" w:fill="FFFFFF"/>
-          </w:tcPr>
-          <w:p>
-            <w:pPr>
-              <w:spacing w:before="60" w:after="60"/>
-            </w:pPr>
-            <w:r>
-              <w:rPr>
-                <w:sz w:val="20"/>
-              </w:rPr>
-              <w:t>[DD Month YYYY]</w:t>
-            </w:r>
-          </w:p>
-        </w:tc>
-        <w:tc>
-          <w:tcPr>
-            <w:tcW w:type="dxa" w:w="2268"/>
-            <w:shd w:val="clear" w:color="auto" w:fill="FFFFFF"/>
-          </w:tcPr>
-          <w:p>
-            <w:pPr>
-              <w:spacing w:before="60" w:after="60"/>
-            </w:pPr>
-            <w:r>
-              <w:rPr>
-                <w:sz w:val="20"/>
-              </w:rPr>
-              <w:t>Trustees</w:t>
-            </w:r>
-          </w:p>
-        </w:tc>
-        <w:tc>
-          <w:tcPr>
-            <w:tcW w:type="dxa" w:w="2268"/>
-            <w:shd w:val="clear" w:color="auto" w:fill="FFFFFF"/>
-          </w:tcPr>
-          <w:p>
-            <w:pPr>
-              <w:spacing w:before="60" w:after="60"/>
-            </w:pPr>
-            <w:r>
-              <w:rPr>
-                <w:sz w:val="20"/>
-              </w:rPr>
-              <w:t>Initial version</w:t>
-            </w:r>
-          </w:p>
-        </w:tc>
-      </w:tr>
-      <w:tr>
-        <w:tc>
-          <w:tcPr>
-            <w:tcW w:type="dxa" w:w="2268"/>
-            <w:shd w:val="clear" w:color="auto" w:fill="F9FAFB"/>
-          </w:tcPr>
-          <w:p>
-            <w:pPr>
-              <w:spacing w:before="60" w:after="60"/>
-            </w:pPr>
-            <w:r>
-              <w:rPr>
-                <w:sz w:val="20"/>
-              </w:rPr>
-            </w:r>
-          </w:p>
-        </w:tc>
-        <w:tc>
-          <w:tcPr>
-            <w:tcW w:type="dxa" w:w="2268"/>
-            <w:shd w:val="clear" w:color="auto" w:fill="F9FAFB"/>
-          </w:tcPr>
-          <w:p>
-            <w:pPr>
-              <w:spacing w:before="60" w:after="60"/>
-            </w:pPr>
-            <w:r>
-              <w:rPr>
-                <w:sz w:val="20"/>
-              </w:rPr>
-            </w:r>
-          </w:p>
-        </w:tc>
-        <w:tc>
-          <w:tcPr>
-            <w:tcW w:type="dxa" w:w="2268"/>
-            <w:shd w:val="clear" w:color="auto" w:fill="F9FAFB"/>
-          </w:tcPr>
-          <w:p>
-            <w:pPr>
-              <w:spacing w:before="60" w:after="60"/>
-            </w:pPr>
-            <w:r>
-              <w:rPr>
-                <w:sz w:val="20"/>
-              </w:rPr>
-            </w:r>
-          </w:p>
-        </w:tc>
-        <w:tc>
-          <w:tcPr>
-            <w:tcW w:type="dxa" w:w="2268"/>
-            <w:shd w:val="clear" w:color="auto" w:fill="F9FAFB"/>
-          </w:tcPr>
-          <w:p>
-            <w:pPr>
-              <w:spacing w:before="60" w:after="60"/>
-            </w:pPr>
-            <w:r>
-              <w:rPr>
-                <w:sz w:val="20"/>
-              </w:rPr>
-            </w:r>
-          </w:p>
-        </w:tc>
-      </w:tr>
-    </w:tbl>
     <w:sectPr>
-      <w:headerReference w:type="default" r:id="rId9"/>
-      <w:footerReference w:type="default" r:id="rId10"/>
-      <w:pgSz w:w="11906" w:h="16838"/>
-      <w:pgMar w:top="1247" w:right="1417" w:bottom="1134" w:left="1417" w:header="720" w:footer="720" w:gutter="0"/>
+      <w:pgSz w:w="12240" w:h="15840"/>
+      <w:pgMar w:top="1440" w:right="1800" w:bottom="1440" w:left="1800" w:header="720" w:footer="720" w:gutter="0"/>
       <w:cols w:space="720"/>
       <w:docGrid w:linePitch="360"/>
     </w:sectPr>
   </w:body>
 </w:document>
-</file>
-
-<file path=word/footer1.xml><?xml version="1.0" encoding="utf-8"?>
-<w:ftr xmlns:m="http://schemas.openxmlformats.org/officeDocument/2006/math" xmlns:mc="http://schemas.openxmlformats.org/markup-compatibility/2006" xmlns:mo="http://schemas.microsoft.com/office/mac/office/2008/main" xmlns:mv="urn:schemas-microsoft-com:mac:vml" xmlns:o="urn:schemas-microsoft-com:office:office" xmlns:r="http://schemas.openxmlformats.org/officeDocument/2006/relationships" xmlns:v="urn:schemas-microsoft-com:vml" xmlns:w10="urn:schemas-microsoft-com:office:word" xmlns:w14="http://schemas.microsoft.com/office/word/2010/wordml" xmlns:w="http://schemas.openxmlformats.org/wordprocessingml/2006/main" xmlns:wne="http://schemas.microsoft.com/office/word/2006/wordml" xmlns:wp14="http://schemas.microsoft.com/office/word/2010/wordprocessingDrawing" xmlns:wp="http://schemas.openxmlformats.org/drawingml/2006/wordprocessingDrawing" xmlns:wpc="http://schemas.microsoft.com/office/word/2010/wordprocessingCanvas" xmlns:wpg="http://schemas.microsoft.com/office/word/2010/wordprocessingGroup" xmlns:wpi="http://schemas.microsoft.com/office/word/2010/wordprocessingInk" xmlns:wps="http://schemas.microsoft.com/office/word/2010/wordprocessingShape" mc:Ignorable="w14 wp14">
-  <w:p>
-    <w:pPr>
-      <w:pStyle w:val="Footer"/>
-    </w:pPr>
-  </w:p>
-  <w:tbl>
-    <w:tblPr>
-      <w:tblW w:type="auto" w:w="0"/>
-      <w:jc w:val="left"/>
-      <w:tblLook w:firstColumn="1" w:firstRow="1" w:lastColumn="0" w:lastRow="0" w:noHBand="0" w:noVBand="1" w:val="04A0"/>
-      <w:tblBorders>
-        <w:top w:val="none"/>
-        <w:left w:val="none"/>
-        <w:bottom w:val="none"/>
-        <w:right w:val="none"/>
-        <w:insideH w:val="none"/>
-        <w:insideV w:val="none"/>
-      </w:tblBorders>
-    </w:tblPr>
-    <w:tblGrid>
-      <w:gridCol w:w="4535"/>
-      <w:gridCol w:w="4535"/>
-    </w:tblGrid>
-    <w:tr>
-      <w:tc>
-        <w:tcPr>
-          <w:tcW w:type="dxa" w:w="5669"/>
-          <w:shd w:val="clear" w:color="auto" w:fill="111827"/>
-        </w:tcPr>
-        <w:p>
-          <w:pPr>
-            <w:spacing w:before="80" w:after="80"/>
-          </w:pPr>
-          <w:r>
-            <w:rPr>
-              <w:color w:val="FFFFFF"/>
-              <w:sz w:val="16"/>
-            </w:rPr>
-            <w:t>Forgotten Felines Cat Rescue — Charity No. 1181190</w:t>
-          </w:r>
-        </w:p>
-      </w:tc>
-      <w:tc>
-        <w:tcPr>
-          <w:tcW w:type="dxa" w:w="3402"/>
-          <w:shd w:val="clear" w:color="auto" w:fill="111827"/>
-        </w:tcPr>
-        <w:p>
-          <w:pPr>
-            <w:spacing w:before="80" w:after="80"/>
-            <w:jc w:val="right"/>
-          </w:pPr>
-          <w:r>
-            <w:rPr>
-              <w:color w:val="FFFFFF"/>
-              <w:sz w:val="16"/>
-            </w:rPr>
-            <w:t>Cat Isolation on Arrival Policy  |  v1.0</w:t>
-          </w:r>
-        </w:p>
-      </w:tc>
-    </w:tr>
-  </w:tbl>
-</w:ftr>
-</file>
-
-<file path=word/header1.xml><?xml version="1.0" encoding="utf-8"?>
-<w:hdr xmlns:m="http://schemas.openxmlformats.org/officeDocument/2006/math" xmlns:mc="http://schemas.openxmlformats.org/markup-compatibility/2006" xmlns:mo="http://schemas.microsoft.com/office/mac/office/2008/main" xmlns:mv="urn:schemas-microsoft-com:mac:vml" xmlns:o="urn:schemas-microsoft-com:office:office" xmlns:r="http://schemas.openxmlformats.org/officeDocument/2006/relationships" xmlns:v="urn:schemas-microsoft-com:vml" xmlns:w10="urn:schemas-microsoft-com:office:word" xmlns:w14="http://schemas.microsoft.com/office/word/2010/wordml" xmlns:w="http://schemas.openxmlformats.org/wordprocessingml/2006/main" xmlns:wne="http://schemas.microsoft.com/office/word/2006/wordml" xmlns:wp14="http://schemas.microsoft.com/office/word/2010/wordprocessingDrawing" xmlns:wp="http://schemas.openxmlformats.org/drawingml/2006/wordprocessingDrawing" xmlns:wpc="http://schemas.microsoft.com/office/word/2010/wordprocessingCanvas" xmlns:wpg="http://schemas.microsoft.com/office/word/2010/wordprocessingGroup" xmlns:wpi="http://schemas.microsoft.com/office/word/2010/wordprocessingInk" xmlns:wps="http://schemas.microsoft.com/office/word/2010/wordprocessingShape" mc:Ignorable="w14 wp14">
-  <w:p>
-    <w:pPr>
-      <w:pStyle w:val="Header"/>
-    </w:pPr>
-  </w:p>
-  <w:tbl>
-    <w:tblPr>
-      <w:tblW w:type="auto" w:w="0"/>
-      <w:jc w:val="left"/>
-      <w:tblLook w:firstColumn="1" w:firstRow="1" w:lastColumn="0" w:lastRow="0" w:noHBand="0" w:noVBand="1" w:val="04A0"/>
-      <w:tblBorders>
-        <w:top w:val="none"/>
-        <w:left w:val="none"/>
-        <w:bottom w:val="none"/>
-        <w:right w:val="none"/>
-        <w:insideH w:val="none"/>
-        <w:insideV w:val="none"/>
-      </w:tblBorders>
-    </w:tblPr>
-    <w:tblGrid>
-      <w:gridCol w:w="4535"/>
-      <w:gridCol w:w="4535"/>
-    </w:tblGrid>
-    <w:tr>
-      <w:tc>
-        <w:tcPr>
-          <w:tcW w:type="dxa" w:w="4535"/>
-        </w:tcPr>
-        <w:p>
-          <w:r>
-            <w:drawing>
-              <wp:inline xmlns:a="http://schemas.openxmlformats.org/drawingml/2006/main" xmlns:pic="http://schemas.openxmlformats.org/drawingml/2006/picture">
-                <wp:extent cx="1208869" cy="576000"/>
-                <wp:docPr id="1" name="Picture 1"/>
-                <wp:cNvGraphicFramePr>
-                  <a:graphicFrameLocks noChangeAspect="1"/>
-                </wp:cNvGraphicFramePr>
-                <a:graphic>
-                  <a:graphicData uri="http://schemas.openxmlformats.org/drawingml/2006/picture">
-                    <pic:pic>
-                      <pic:nvPicPr>
-                        <pic:cNvPr id="0" name="logo.png"/>
-                        <pic:cNvPicPr/>
-                      </pic:nvPicPr>
-                      <pic:blipFill>
-                        <a:blip r:embed="rId1"/>
-                        <a:stretch>
-                          <a:fillRect/>
-                        </a:stretch>
-                      </pic:blipFill>
-                      <pic:spPr>
-                        <a:xfrm>
-                          <a:off x="0" y="0"/>
-                          <a:ext cx="1208869" cy="576000"/>
-                        </a:xfrm>
-                        <a:prstGeom prst="rect"/>
-                      </pic:spPr>
-                    </pic:pic>
-                  </a:graphicData>
-                </a:graphic>
-              </wp:inline>
-            </w:drawing>
-          </w:r>
-        </w:p>
-      </w:tc>
-      <w:tc>
-        <w:tcPr>
-          <w:tcW w:type="dxa" w:w="4535"/>
-        </w:tcPr>
-        <w:p>
-          <w:pPr>
-            <w:spacing w:before="0" w:after="20"/>
-            <w:jc w:val="right"/>
-          </w:pPr>
-          <w:r>
-            <w:rPr>
-              <w:b/>
-              <w:color w:val="111827"/>
-              <w:sz w:val="17"/>
-            </w:rPr>
-            <w:t>Forgotten Felines Cat Rescue</w:t>
-          </w:r>
-        </w:p>
-        <w:p>
-          <w:pPr>
-            <w:spacing w:before="0" w:after="20"/>
-            <w:jc w:val="right"/>
-          </w:pPr>
-          <w:r>
-            <w:rPr>
-              <w:color w:val="111827"/>
-              <w:sz w:val="17"/>
-            </w:rPr>
-            <w:t>Registered Charity No. 1181190</w:t>
-          </w:r>
-        </w:p>
-        <w:p>
-          <w:pPr>
-            <w:spacing w:before="0" w:after="20"/>
-            <w:jc w:val="right"/>
-          </w:pPr>
-          <w:r>
-            <w:rPr>
-              <w:color w:val="111827"/>
-              <w:sz w:val="17"/>
-            </w:rPr>
-            <w:t>forgottenfelineswales.org</w:t>
-          </w:r>
-        </w:p>
-      </w:tc>
-    </w:tr>
-  </w:tbl>
-  <w:p>
-    <w:pPr>
-      <w:spacing w:before="80" w:after="0"/>
-      <w:pBdr>
-        <w:bottom w:val="single" w:sz="18" w:space="1" w:color="05A44E"/>
-      </w:pBdr>
-    </w:pPr>
-  </w:p>
-</w:hdr>
 </file>
 
 <file path=word/numbering.xml><?xml version="1.0" encoding="utf-8"?>
@@ -3076,7 +1508,6 @@
     <w:rsid w:val="00FC693F"/>
     <w:rPr>
       <w:rFonts w:ascii="Calibri" w:hAnsi="Calibri"/>
-      <w:color w:val="111827"/>
       <w:sz w:val="22"/>
     </w:rPr>
   </w:style>

--- a/docs/forgotten-felines/published-policies/cat-isolation-arrival-policy.docx
+++ b/docs/forgotten-felines/published-policies/cat-isolation-arrival-policy.docx
@@ -1134,13 +1134,208 @@
       </w:r>
     </w:p>
     <w:sectPr>
-      <w:pgSz w:w="12240" w:h="15840"/>
-      <w:pgMar w:top="1440" w:right="1800" w:bottom="1440" w:left="1800" w:header="720" w:footer="720" w:gutter="0"/>
+      <w:headerReference w:type="default" r:id="rId9"/>
+      <w:footerReference w:type="default" r:id="rId10"/>
+      <w:pgSz w:w="11906" w:h="16838"/>
+      <w:pgMar w:top="1247" w:right="1417" w:bottom="1134" w:left="1417" w:header="720" w:footer="720" w:gutter="0"/>
       <w:cols w:space="720"/>
       <w:docGrid w:linePitch="360"/>
     </w:sectPr>
   </w:body>
 </w:document>
+</file>
+
+<file path=word/footer1.xml><?xml version="1.0" encoding="utf-8"?>
+<w:ftr xmlns:m="http://schemas.openxmlformats.org/officeDocument/2006/math" xmlns:mc="http://schemas.openxmlformats.org/markup-compatibility/2006" xmlns:mo="http://schemas.microsoft.com/office/mac/office/2008/main" xmlns:mv="urn:schemas-microsoft-com:mac:vml" xmlns:o="urn:schemas-microsoft-com:office:office" xmlns:r="http://schemas.openxmlformats.org/officeDocument/2006/relationships" xmlns:v="urn:schemas-microsoft-com:vml" xmlns:w10="urn:schemas-microsoft-com:office:word" xmlns:w14="http://schemas.microsoft.com/office/word/2010/wordml" xmlns:w="http://schemas.openxmlformats.org/wordprocessingml/2006/main" xmlns:wne="http://schemas.microsoft.com/office/word/2006/wordml" xmlns:wp14="http://schemas.microsoft.com/office/word/2010/wordprocessingDrawing" xmlns:wp="http://schemas.openxmlformats.org/drawingml/2006/wordprocessingDrawing" xmlns:wpc="http://schemas.microsoft.com/office/word/2010/wordprocessingCanvas" xmlns:wpg="http://schemas.microsoft.com/office/word/2010/wordprocessingGroup" xmlns:wpi="http://schemas.microsoft.com/office/word/2010/wordprocessingInk" xmlns:wps="http://schemas.microsoft.com/office/word/2010/wordprocessingShape" mc:Ignorable="w14 wp14">
+  <w:p>
+    <w:pPr>
+      <w:pStyle w:val="Footer"/>
+    </w:pPr>
+  </w:p>
+  <w:tbl>
+    <w:tblPr>
+      <w:tblW w:type="auto" w:w="0"/>
+      <w:jc w:val="left"/>
+      <w:tblLook w:firstColumn="1" w:firstRow="1" w:lastColumn="0" w:lastRow="0" w:noHBand="0" w:noVBand="1" w:val="04A0"/>
+      <w:tblBorders>
+        <w:top w:val="none"/>
+        <w:left w:val="none"/>
+        <w:bottom w:val="none"/>
+        <w:right w:val="none"/>
+        <w:insideH w:val="none"/>
+        <w:insideV w:val="none"/>
+      </w:tblBorders>
+    </w:tblPr>
+    <w:tblGrid>
+      <w:gridCol w:w="4535"/>
+      <w:gridCol w:w="4535"/>
+    </w:tblGrid>
+    <w:tr>
+      <w:tc>
+        <w:tcPr>
+          <w:tcW w:type="dxa" w:w="5669"/>
+          <w:shd w:val="clear" w:color="auto" w:fill="111827"/>
+        </w:tcPr>
+        <w:p>
+          <w:pPr>
+            <w:spacing w:before="80" w:after="80"/>
+          </w:pPr>
+          <w:r>
+            <w:rPr>
+              <w:color w:val="FFFFFF"/>
+              <w:sz w:val="16"/>
+            </w:rPr>
+            <w:t>Forgotten Felines Cat Rescue — Charity No. 1181190</w:t>
+          </w:r>
+        </w:p>
+      </w:tc>
+      <w:tc>
+        <w:tcPr>
+          <w:tcW w:type="dxa" w:w="3402"/>
+          <w:shd w:val="clear" w:color="auto" w:fill="111827"/>
+        </w:tcPr>
+        <w:p>
+          <w:pPr>
+            <w:spacing w:before="80" w:after="80"/>
+            <w:jc w:val="right"/>
+          </w:pPr>
+          <w:r>
+            <w:rPr>
+              <w:color w:val="FFFFFF"/>
+              <w:sz w:val="16"/>
+            </w:rPr>
+            <w:t>[Policy Title]  |  v[1.0]</w:t>
+          </w:r>
+        </w:p>
+      </w:tc>
+    </w:tr>
+  </w:tbl>
+</w:ftr>
+</file>
+
+<file path=word/header1.xml><?xml version="1.0" encoding="utf-8"?>
+<w:hdr xmlns:m="http://schemas.openxmlformats.org/officeDocument/2006/math" xmlns:mc="http://schemas.openxmlformats.org/markup-compatibility/2006" xmlns:mo="http://schemas.microsoft.com/office/mac/office/2008/main" xmlns:mv="urn:schemas-microsoft-com:mac:vml" xmlns:o="urn:schemas-microsoft-com:office:office" xmlns:r="http://schemas.openxmlformats.org/officeDocument/2006/relationships" xmlns:v="urn:schemas-microsoft-com:vml" xmlns:w10="urn:schemas-microsoft-com:office:word" xmlns:w14="http://schemas.microsoft.com/office/word/2010/wordml" xmlns:w="http://schemas.openxmlformats.org/wordprocessingml/2006/main" xmlns:wne="http://schemas.microsoft.com/office/word/2006/wordml" xmlns:wp14="http://schemas.microsoft.com/office/word/2010/wordprocessingDrawing" xmlns:wp="http://schemas.openxmlformats.org/drawingml/2006/wordprocessingDrawing" xmlns:wpc="http://schemas.microsoft.com/office/word/2010/wordprocessingCanvas" xmlns:wpg="http://schemas.microsoft.com/office/word/2010/wordprocessingGroup" xmlns:wpi="http://schemas.microsoft.com/office/word/2010/wordprocessingInk" xmlns:wps="http://schemas.microsoft.com/office/word/2010/wordprocessingShape" mc:Ignorable="w14 wp14">
+  <w:p>
+    <w:pPr>
+      <w:pStyle w:val="Header"/>
+    </w:pPr>
+  </w:p>
+  <w:tbl>
+    <w:tblPr>
+      <w:tblW w:type="auto" w:w="0"/>
+      <w:jc w:val="left"/>
+      <w:tblLook w:firstColumn="1" w:firstRow="1" w:lastColumn="0" w:lastRow="0" w:noHBand="0" w:noVBand="1" w:val="04A0"/>
+      <w:tblBorders>
+        <w:top w:val="none"/>
+        <w:left w:val="none"/>
+        <w:bottom w:val="none"/>
+        <w:right w:val="none"/>
+        <w:insideH w:val="none"/>
+        <w:insideV w:val="none"/>
+      </w:tblBorders>
+    </w:tblPr>
+    <w:tblGrid>
+      <w:gridCol w:w="4535"/>
+      <w:gridCol w:w="4535"/>
+    </w:tblGrid>
+    <w:tr>
+      <w:tc>
+        <w:tcPr>
+          <w:tcW w:type="dxa" w:w="4535"/>
+        </w:tcPr>
+        <w:p>
+          <w:r>
+            <w:drawing>
+              <wp:inline xmlns:a="http://schemas.openxmlformats.org/drawingml/2006/main" xmlns:pic="http://schemas.openxmlformats.org/drawingml/2006/picture">
+                <wp:extent cx="1208869" cy="576000"/>
+                <wp:docPr id="1" name="Picture 1"/>
+                <wp:cNvGraphicFramePr>
+                  <a:graphicFrameLocks noChangeAspect="1"/>
+                </wp:cNvGraphicFramePr>
+                <a:graphic>
+                  <a:graphicData uri="http://schemas.openxmlformats.org/drawingml/2006/picture">
+                    <pic:pic>
+                      <pic:nvPicPr>
+                        <pic:cNvPr id="0" name="logo.png"/>
+                        <pic:cNvPicPr/>
+                      </pic:nvPicPr>
+                      <pic:blipFill>
+                        <a:blip r:embed="rId1"/>
+                        <a:stretch>
+                          <a:fillRect/>
+                        </a:stretch>
+                      </pic:blipFill>
+                      <pic:spPr>
+                        <a:xfrm>
+                          <a:off x="0" y="0"/>
+                          <a:ext cx="1208869" cy="576000"/>
+                        </a:xfrm>
+                        <a:prstGeom prst="rect"/>
+                      </pic:spPr>
+                    </pic:pic>
+                  </a:graphicData>
+                </a:graphic>
+              </wp:inline>
+            </w:drawing>
+          </w:r>
+        </w:p>
+      </w:tc>
+      <w:tc>
+        <w:tcPr>
+          <w:tcW w:type="dxa" w:w="4535"/>
+        </w:tcPr>
+        <w:p>
+          <w:pPr>
+            <w:spacing w:before="0" w:after="20"/>
+            <w:jc w:val="right"/>
+          </w:pPr>
+          <w:r>
+            <w:rPr>
+              <w:b/>
+              <w:color w:val="111827"/>
+              <w:sz w:val="17"/>
+            </w:rPr>
+            <w:t>Forgotten Felines Cat Rescue</w:t>
+          </w:r>
+        </w:p>
+        <w:p>
+          <w:pPr>
+            <w:spacing w:before="0" w:after="20"/>
+            <w:jc w:val="right"/>
+          </w:pPr>
+          <w:r>
+            <w:rPr>
+              <w:color w:val="111827"/>
+              <w:sz w:val="17"/>
+            </w:rPr>
+            <w:t>Registered Charity No. 1181190</w:t>
+          </w:r>
+        </w:p>
+        <w:p>
+          <w:pPr>
+            <w:spacing w:before="0" w:after="20"/>
+            <w:jc w:val="right"/>
+          </w:pPr>
+          <w:r>
+            <w:rPr>
+              <w:color w:val="111827"/>
+              <w:sz w:val="17"/>
+            </w:rPr>
+            <w:t>forgottenfelineswales.org</w:t>
+          </w:r>
+        </w:p>
+      </w:tc>
+    </w:tr>
+  </w:tbl>
+  <w:p>
+    <w:pPr>
+      <w:spacing w:before="80" w:after="0"/>
+      <w:pBdr>
+        <w:bottom w:val="single" w:sz="18" w:space="1" w:color="05A44E"/>
+      </w:pBdr>
+    </w:pPr>
+  </w:p>
+</w:hdr>
 </file>
 
 <file path=word/numbering.xml><?xml version="1.0" encoding="utf-8"?>
@@ -1508,6 +1703,7 @@
     <w:rsid w:val="00FC693F"/>
     <w:rPr>
       <w:rFonts w:ascii="Calibri" w:hAnsi="Calibri"/>
+      <w:color w:val="111827"/>
       <w:sz w:val="22"/>
     </w:rPr>
   </w:style>
